--- a/Coding 2 - year/Unit 2 - Object-Oriented Programming/Daily Lesson Plans/Word/Day 23.docx
+++ b/Coding 2 - year/Unit 2 - Object-Oriented Programming/Daily Lesson Plans/Word/Day 23.docx
@@ -50,12 +50,15 @@
               </w:rPr>
               <w:t xml:space="preserve">Coding II — Full Year</w:t>
             </w:r>
-          </w:p>
-          <w:p>
-            <w:pPr>
-              <w:spacing w:before="40"/>
-              <w:jc w:val="center"/>
-            </w:pPr>
+            <w:r>
+              <w:rPr>
+                <w:rFonts w:ascii="Arial" w:cs="Arial" w:eastAsia="Arial" w:hAnsi="Arial"/>
+                <w:sz w:val="16"/>
+                <w:szCs w:val="16"/>
+              </w:rPr>
+              <w:br/>
+              <w:t xml:space="preserve"/>
+            </w:r>
             <w:r>
               <w:rPr>
                 <w:rFonts w:ascii="Arial" w:cs="Arial" w:eastAsia="Arial" w:hAnsi="Arial"/>
@@ -83,7 +86,7 @@
           <w:rFonts w:ascii="Arial" w:cs="Arial" w:eastAsia="Arial" w:hAnsi="Arial"/>
           <w:b/>
           <w:bCs/>
-          <w:color w:val="0D3B1F"/>
+          <w:color w:val="1B7A4A"/>
           <w:sz w:val="32"/>
           <w:szCs w:val="32"/>
         </w:rPr>
@@ -261,9 +264,9 @@
               <w:right w:val="single" w:color="CCCCCC" w:sz="1"/>
             </w:tcBorders>
             <w:tcMar>
-              <w:top w:type="dxa" w:w="60"/>
+              <w:top w:type="dxa" w:w="80"/>
               <w:left w:type="dxa" w:w="120"/>
-              <w:bottom w:type="dxa" w:w="60"/>
+              <w:bottom w:type="dxa" w:w="80"/>
               <w:right w:type="dxa" w:w="120"/>
             </w:tcMar>
           </w:tcPr>
@@ -290,20 +293,147 @@
               <w:right w:val="single" w:color="CCCCCC" w:sz="1"/>
             </w:tcBorders>
             <w:tcMar>
-              <w:top w:type="dxa" w:w="60"/>
+              <w:top w:type="dxa" w:w="80"/>
               <w:left w:type="dxa" w:w="120"/>
-              <w:bottom w:type="dxa" w:w="60"/>
+              <w:bottom w:type="dxa" w:w="80"/>
               <w:right w:type="dxa" w:w="120"/>
             </w:tcMar>
           </w:tcPr>
           <w:p>
-            <w:r>
-              <w:rPr>
-                <w:rFonts w:ascii="Arial" w:cs="Arial" w:eastAsia="Arial" w:hAnsi="Arial"/>
-                <w:sz w:val="20"/>
-                <w:szCs w:val="20"/>
+            <w:pPr>
+              <w:spacing w:after="80" w:before="80"/>
+            </w:pPr>
+            <w:r>
+              <w:rPr>
+                <w:rFonts w:ascii="Arial" w:cs="Arial" w:eastAsia="Arial" w:hAnsi="Arial"/>
+                <w:b/>
+                <w:bCs/>
+                <w:i w:val="false"/>
+                <w:iCs w:val="false"/>
+                <w:color w:val="000000"/>
+                <w:sz w:val="22"/>
+                <w:szCs w:val="22"/>
               </w:rPr>
               <w:t xml:space="preserve">Bell Ringer / Review</w:t>
+            </w:r>
+            <w:r>
+              <w:rPr>
+                <w:rFonts w:ascii="Arial" w:cs="Arial" w:eastAsia="Arial" w:hAnsi="Arial"/>
+                <w:sz w:val="20"/>
+                <w:szCs w:val="20"/>
+              </w:rPr>
+              <w:br/>
+              <w:t xml:space="preserve"/>
+            </w:r>
+            <w:r>
+              <w:rPr>
+                <w:rFonts w:ascii="Arial" w:cs="Arial" w:eastAsia="Arial" w:hAnsi="Arial"/>
+                <w:sz w:val="20"/>
+                <w:szCs w:val="20"/>
+              </w:rPr>
+              <w:br/>
+              <w:t xml:space="preserve"/>
+            </w:r>
+            <w:r>
+              <w:rPr>
+                <w:rFonts w:ascii="Arial" w:cs="Arial" w:eastAsia="Arial" w:hAnsi="Arial"/>
+                <w:b/>
+                <w:bCs/>
+                <w:i w:val="false"/>
+                <w:iCs w:val="false"/>
+                <w:color w:val="000000"/>
+                <w:sz w:val="20"/>
+                <w:szCs w:val="20"/>
+              </w:rPr>
+              <w:t xml:space="preserve">Quick Write </w:t>
+            </w:r>
+            <w:r>
+              <w:rPr>
+                <w:rFonts w:ascii="Arial" w:cs="Arial" w:eastAsia="Arial" w:hAnsi="Arial"/>
+                <w:b w:val="false"/>
+                <w:bCs w:val="false"/>
+                <w:i w:val="false"/>
+                <w:iCs w:val="false"/>
+                <w:color w:val="000000"/>
+                <w:sz w:val="20"/>
+                <w:szCs w:val="20"/>
+              </w:rPr>
+              <w:t xml:space="preserve">(3 min — written or verbal):</w:t>
+            </w:r>
+            <w:r>
+              <w:rPr>
+                <w:rFonts w:ascii="Arial" w:cs="Arial" w:eastAsia="Arial" w:hAnsi="Arial"/>
+                <w:sz w:val="20"/>
+                <w:szCs w:val="20"/>
+              </w:rPr>
+              <w:br/>
+              <w:t xml:space="preserve"/>
+            </w:r>
+            <w:r>
+              <w:rPr>
+                <w:rFonts w:ascii="Arial" w:cs="Arial" w:eastAsia="Arial" w:hAnsi="Arial"/>
+                <w:b w:val="false"/>
+                <w:bCs w:val="false"/>
+                <w:i w:val="false"/>
+                <w:iCs w:val="false"/>
+                <w:color w:val="000000"/>
+                <w:sz w:val="20"/>
+                <w:szCs w:val="20"/>
+              </w:rPr>
+              <w:t xml:space="preserve">    In your own words: Demonstrate mastery of all OOP concepts and apply them to solve problems?</w:t>
+            </w:r>
+            <w:r>
+              <w:rPr>
+                <w:rFonts w:ascii="Arial" w:cs="Arial" w:eastAsia="Arial" w:hAnsi="Arial"/>
+                <w:sz w:val="20"/>
+                <w:szCs w:val="20"/>
+              </w:rPr>
+              <w:br/>
+              <w:t xml:space="preserve"/>
+            </w:r>
+            <w:r>
+              <w:rPr>
+                <w:rFonts w:ascii="Arial" w:cs="Arial" w:eastAsia="Arial" w:hAnsi="Arial"/>
+                <w:sz w:val="20"/>
+                <w:szCs w:val="20"/>
+              </w:rPr>
+              <w:br/>
+              <w:t xml:space="preserve"/>
+            </w:r>
+            <w:r>
+              <w:rPr>
+                <w:rFonts w:ascii="Arial" w:cs="Arial" w:eastAsia="Arial" w:hAnsi="Arial"/>
+                <w:b w:val="false"/>
+                <w:bCs w:val="false"/>
+                <w:i/>
+                <w:iCs/>
+                <w:color w:val="444444"/>
+                <w:sz w:val="20"/>
+                <w:szCs w:val="20"/>
+              </w:rPr>
+              <w:t xml:space="preserve">Today's Goal: By the end of class you will be able to demonstrate mastery of all OOP concepts and apply them to solve problems.</w:t>
+            </w:r>
+            <w:r>
+              <w:rPr>
+                <w:rFonts w:ascii="Arial" w:cs="Arial" w:eastAsia="Arial" w:hAnsi="Arial"/>
+                <w:sz w:val="20"/>
+                <w:szCs w:val="20"/>
+              </w:rPr>
+              <w:br/>
+              <w:t xml:space="preserve"/>
+            </w:r>
+            <w:r>
+              <w:rPr>
+                <w:rFonts w:ascii="Arial" w:cs="Arial" w:eastAsia="Arial" w:hAnsi="Arial"/>
+                <w:b w:val="false"/>
+                <w:bCs w:val="false"/>
+                <w:i/>
+                <w:iCs/>
+                <w:color w:val="555555"/>
+                <w:sz w:val="20"/>
+                <w:szCs w:val="20"/>
+              </w:rPr>
+              <w:t xml:space="preserve">→ Pair-share your response, then 2–3 students share with the class.</w:t>
             </w:r>
           </w:p>
         </w:tc>
@@ -319,9 +449,9 @@
               <w:right w:val="single" w:color="CCCCCC" w:sz="1"/>
             </w:tcBorders>
             <w:tcMar>
-              <w:top w:type="dxa" w:w="60"/>
+              <w:top w:type="dxa" w:w="80"/>
               <w:left w:type="dxa" w:w="120"/>
-              <w:bottom w:type="dxa" w:w="60"/>
+              <w:bottom w:type="dxa" w:w="80"/>
               <w:right w:type="dxa" w:w="120"/>
             </w:tcMar>
           </w:tcPr>
@@ -348,20 +478,164 @@
               <w:right w:val="single" w:color="CCCCCC" w:sz="1"/>
             </w:tcBorders>
             <w:tcMar>
-              <w:top w:type="dxa" w:w="60"/>
+              <w:top w:type="dxa" w:w="80"/>
               <w:left w:type="dxa" w:w="120"/>
-              <w:bottom w:type="dxa" w:w="60"/>
+              <w:bottom w:type="dxa" w:w="80"/>
               <w:right w:type="dxa" w:w="120"/>
             </w:tcMar>
           </w:tcPr>
           <w:p>
-            <w:r>
-              <w:rPr>
-                <w:rFonts w:ascii="Arial" w:cs="Arial" w:eastAsia="Arial" w:hAnsi="Arial"/>
-                <w:sz w:val="20"/>
-                <w:szCs w:val="20"/>
-              </w:rPr>
-              <w:t xml:space="preserve">Mini Lesson: OOP Review Day</w:t>
+            <w:pPr>
+              <w:spacing w:after="80" w:before="80"/>
+            </w:pPr>
+            <w:r>
+              <w:rPr>
+                <w:rFonts w:ascii="Arial" w:cs="Arial" w:eastAsia="Arial" w:hAnsi="Arial"/>
+                <w:b/>
+                <w:bCs/>
+                <w:i w:val="false"/>
+                <w:iCs w:val="false"/>
+                <w:color w:val="000000"/>
+                <w:sz w:val="22"/>
+                <w:szCs w:val="22"/>
+              </w:rPr>
+              <w:t xml:space="preserve">Mini Lesson: </w:t>
+            </w:r>
+            <w:r>
+              <w:rPr>
+                <w:rFonts w:ascii="Arial" w:cs="Arial" w:eastAsia="Arial" w:hAnsi="Arial"/>
+                <w:b w:val="false"/>
+                <w:bCs w:val="false"/>
+                <w:i w:val="false"/>
+                <w:iCs w:val="false"/>
+                <w:color w:val="000000"/>
+                <w:sz w:val="22"/>
+                <w:szCs w:val="22"/>
+              </w:rPr>
+              <w:t xml:space="preserve">OOP Review Day</w:t>
+            </w:r>
+            <w:r>
+              <w:rPr>
+                <w:rFonts w:ascii="Arial" w:cs="Arial" w:eastAsia="Arial" w:hAnsi="Arial"/>
+                <w:sz w:val="20"/>
+                <w:szCs w:val="20"/>
+              </w:rPr>
+              <w:br/>
+              <w:t xml:space="preserve"/>
+            </w:r>
+            <w:r>
+              <w:rPr>
+                <w:rFonts w:ascii="Arial" w:cs="Arial" w:eastAsia="Arial" w:hAnsi="Arial"/>
+                <w:sz w:val="20"/>
+                <w:szCs w:val="20"/>
+              </w:rPr>
+              <w:br/>
+              <w:t xml:space="preserve"/>
+            </w:r>
+            <w:r>
+              <w:rPr>
+                <w:rFonts w:ascii="Arial" w:cs="Arial" w:eastAsia="Arial" w:hAnsi="Arial"/>
+                <w:b/>
+                <w:bCs/>
+                <w:i/>
+                <w:iCs/>
+                <w:color w:val="000000"/>
+                <w:sz w:val="20"/>
+                <w:szCs w:val="20"/>
+              </w:rPr>
+              <w:t xml:space="preserve">Learning Target: </w:t>
+            </w:r>
+            <w:r>
+              <w:rPr>
+                <w:rFonts w:ascii="Arial" w:cs="Arial" w:eastAsia="Arial" w:hAnsi="Arial"/>
+                <w:b w:val="false"/>
+                <w:bCs w:val="false"/>
+                <w:i/>
+                <w:iCs/>
+                <w:color w:val="333333"/>
+                <w:sz w:val="20"/>
+                <w:szCs w:val="20"/>
+              </w:rPr>
+              <w:t xml:space="preserve">I can demonstrate mastery of all OOP concepts and apply them to solve problems.</w:t>
+            </w:r>
+            <w:r>
+              <w:rPr>
+                <w:rFonts w:ascii="Arial" w:cs="Arial" w:eastAsia="Arial" w:hAnsi="Arial"/>
+                <w:sz w:val="20"/>
+                <w:szCs w:val="20"/>
+              </w:rPr>
+              <w:br/>
+              <w:t xml:space="preserve"/>
+            </w:r>
+            <w:r>
+              <w:rPr>
+                <w:rFonts w:ascii="Arial" w:cs="Arial" w:eastAsia="Arial" w:hAnsi="Arial"/>
+                <w:sz w:val="20"/>
+                <w:szCs w:val="20"/>
+              </w:rPr>
+              <w:br/>
+              <w:t xml:space="preserve"/>
+            </w:r>
+            <w:r>
+              <w:rPr>
+                <w:rFonts w:ascii="Arial" w:cs="Arial" w:eastAsia="Arial" w:hAnsi="Arial"/>
+                <w:b/>
+                <w:bCs/>
+                <w:i/>
+                <w:iCs/>
+                <w:color w:val="555555"/>
+                <w:sz w:val="20"/>
+                <w:szCs w:val="20"/>
+              </w:rPr>
+              <w:t xml:space="preserve">→ Live Demo — </w:t>
+            </w:r>
+            <w:r>
+              <w:rPr>
+                <w:rFonts w:ascii="Arial" w:cs="Arial" w:eastAsia="Arial" w:hAnsi="Arial"/>
+                <w:b w:val="false"/>
+                <w:bCs w:val="false"/>
+                <w:i/>
+                <w:iCs/>
+                <w:color w:val="555555"/>
+                <w:sz w:val="20"/>
+                <w:szCs w:val="20"/>
+              </w:rPr>
+              <w:t xml:space="preserve">type examples as students follow along in their own editor.</w:t>
+            </w:r>
+            <w:r>
+              <w:rPr>
+                <w:rFonts w:ascii="Arial" w:cs="Arial" w:eastAsia="Arial" w:hAnsi="Arial"/>
+                <w:sz w:val="20"/>
+                <w:szCs w:val="20"/>
+              </w:rPr>
+              <w:br/>
+              <w:t xml:space="preserve"/>
+            </w:r>
+            <w:r>
+              <w:rPr>
+                <w:rFonts w:ascii="Arial" w:cs="Arial" w:eastAsia="Arial" w:hAnsi="Arial"/>
+                <w:b/>
+                <w:bCs/>
+                <w:i/>
+                <w:iCs/>
+                <w:color w:val="555555"/>
+                <w:sz w:val="20"/>
+                <w:szCs w:val="20"/>
+              </w:rPr>
+              <w:t xml:space="preserve">→ Check for Understanding: </w:t>
+            </w:r>
+            <w:r>
+              <w:rPr>
+                <w:rFonts w:ascii="Arial" w:cs="Arial" w:eastAsia="Arial" w:hAnsi="Arial"/>
+                <w:b w:val="false"/>
+                <w:bCs w:val="false"/>
+                <w:i/>
+                <w:iCs/>
+                <w:color w:val="555555"/>
+                <w:sz w:val="20"/>
+                <w:szCs w:val="20"/>
+              </w:rPr>
+              <w:t xml:space="preserve">pause and cold-call: “Can someone explain what we just did in their own words?”</w:t>
             </w:r>
           </w:p>
         </w:tc>
@@ -377,9 +651,9 @@
               <w:right w:val="single" w:color="CCCCCC" w:sz="1"/>
             </w:tcBorders>
             <w:tcMar>
-              <w:top w:type="dxa" w:w="60"/>
+              <w:top w:type="dxa" w:w="80"/>
               <w:left w:type="dxa" w:w="120"/>
-              <w:bottom w:type="dxa" w:w="60"/>
+              <w:bottom w:type="dxa" w:w="80"/>
               <w:right w:type="dxa" w:w="120"/>
             </w:tcMar>
           </w:tcPr>
@@ -392,7 +666,7 @@
                 <w:sz w:val="20"/>
                 <w:szCs w:val="20"/>
               </w:rPr>
-              <w:t xml:space="preserve">15-20 min</w:t>
+              <w:t xml:space="preserve">15–20 min</w:t>
             </w:r>
           </w:p>
         </w:tc>
@@ -406,20 +680,164 @@
               <w:right w:val="single" w:color="CCCCCC" w:sz="1"/>
             </w:tcBorders>
             <w:tcMar>
-              <w:top w:type="dxa" w:w="60"/>
+              <w:top w:type="dxa" w:w="80"/>
               <w:left w:type="dxa" w:w="120"/>
-              <w:bottom w:type="dxa" w:w="60"/>
+              <w:bottom w:type="dxa" w:w="80"/>
               <w:right w:type="dxa" w:w="120"/>
             </w:tcMar>
           </w:tcPr>
           <w:p>
-            <w:r>
-              <w:rPr>
-                <w:rFonts w:ascii="Arial" w:cs="Arial" w:eastAsia="Arial" w:hAnsi="Arial"/>
-                <w:sz w:val="20"/>
-                <w:szCs w:val="20"/>
+            <w:pPr>
+              <w:spacing w:after="80" w:before="80"/>
+            </w:pPr>
+            <w:r>
+              <w:rPr>
+                <w:rFonts w:ascii="Arial" w:cs="Arial" w:eastAsia="Arial" w:hAnsi="Arial"/>
+                <w:b/>
+                <w:bCs/>
+                <w:i w:val="false"/>
+                <w:iCs w:val="false"/>
+                <w:color w:val="000000"/>
+                <w:sz w:val="22"/>
+                <w:szCs w:val="22"/>
               </w:rPr>
               <w:t xml:space="preserve">Independent Practice / Code Along</w:t>
+            </w:r>
+            <w:r>
+              <w:rPr>
+                <w:rFonts w:ascii="Arial" w:cs="Arial" w:eastAsia="Arial" w:hAnsi="Arial"/>
+                <w:sz w:val="20"/>
+                <w:szCs w:val="20"/>
+              </w:rPr>
+              <w:br/>
+              <w:t xml:space="preserve"/>
+            </w:r>
+            <w:r>
+              <w:rPr>
+                <w:rFonts w:ascii="Arial" w:cs="Arial" w:eastAsia="Arial" w:hAnsi="Arial"/>
+                <w:b/>
+                <w:bCs/>
+                <w:i w:val="false"/>
+                <w:iCs w:val="false"/>
+                <w:color w:val="000000"/>
+                <w:sz w:val="20"/>
+                <w:szCs w:val="20"/>
+              </w:rPr>
+              <w:t xml:space="preserve">    Beginner: </w:t>
+            </w:r>
+            <w:r>
+              <w:rPr>
+                <w:rFonts w:ascii="Arial" w:cs="Arial" w:eastAsia="Arial" w:hAnsi="Arial"/>
+                <w:b w:val="false"/>
+                <w:bCs w:val="false"/>
+                <w:i w:val="false"/>
+                <w:iCs w:val="false"/>
+                <w:color w:val="000000"/>
+                <w:sz w:val="20"/>
+                <w:szCs w:val="20"/>
+              </w:rPr>
+              <w:t xml:space="preserve">: Banking System Design Create classes for: - BankAccount (base class) - CheckingAccount (with monthly fee) - SavingsAccount (with interest)…</w:t>
+            </w:r>
+            <w:r>
+              <w:rPr>
+                <w:rFonts w:ascii="Arial" w:cs="Arial" w:eastAsia="Arial" w:hAnsi="Arial"/>
+                <w:sz w:val="20"/>
+                <w:szCs w:val="20"/>
+              </w:rPr>
+              <w:br/>
+              <w:t xml:space="preserve"/>
+            </w:r>
+            <w:r>
+              <w:rPr>
+                <w:rFonts w:ascii="Arial" w:cs="Arial" w:eastAsia="Arial" w:hAnsi="Arial"/>
+                <w:b/>
+                <w:bCs/>
+                <w:i w:val="false"/>
+                <w:iCs w:val="false"/>
+                <w:color w:val="000000"/>
+                <w:sz w:val="20"/>
+                <w:szCs w:val="20"/>
+              </w:rPr>
+              <w:t xml:space="preserve">    Intermediate: </w:t>
+            </w:r>
+            <w:r>
+              <w:rPr>
+                <w:rFonts w:ascii="Arial" w:cs="Arial" w:eastAsia="Arial" w:hAnsi="Arial"/>
+                <w:b w:val="false"/>
+                <w:bCs w:val="false"/>
+                <w:i w:val="false"/>
+                <w:iCs w:val="false"/>
+                <w:color w:val="000000"/>
+                <w:sz w:val="20"/>
+                <w:szCs w:val="20"/>
+              </w:rPr>
+              <w:t xml:space="preserve">: Game System Create a game with: - Abstract Character class - Concrete character types (Warrior, Mage, Rogue) - Equipment system (compositi…</w:t>
+            </w:r>
+            <w:r>
+              <w:rPr>
+                <w:rFonts w:ascii="Arial" w:cs="Arial" w:eastAsia="Arial" w:hAnsi="Arial"/>
+                <w:sz w:val="20"/>
+                <w:szCs w:val="20"/>
+              </w:rPr>
+              <w:br/>
+              <w:t xml:space="preserve"/>
+            </w:r>
+            <w:r>
+              <w:rPr>
+                <w:rFonts w:ascii="Arial" w:cs="Arial" w:eastAsia="Arial" w:hAnsi="Arial"/>
+                <w:b/>
+                <w:bCs/>
+                <w:i w:val="false"/>
+                <w:iCs w:val="false"/>
+                <w:color w:val="000000"/>
+                <w:sz w:val="20"/>
+                <w:szCs w:val="20"/>
+              </w:rPr>
+              <w:t xml:space="preserve">    Challenge: </w:t>
+            </w:r>
+            <w:r>
+              <w:rPr>
+                <w:rFonts w:ascii="Arial" w:cs="Arial" w:eastAsia="Arial" w:hAnsi="Arial"/>
+                <w:b w:val="false"/>
+                <w:bCs w:val="false"/>
+                <w:i w:val="false"/>
+                <w:iCs w:val="false"/>
+                <w:color w:val="000000"/>
+                <w:sz w:val="20"/>
+                <w:szCs w:val="20"/>
+              </w:rPr>
+              <w:t xml:space="preserve">: Data Processing Pipeline Create classes for: - Abstract DataProcessor - Concrete processors (FilterProcessor, TransformProcessor, Aggregat…</w:t>
+            </w:r>
+            <w:r>
+              <w:rPr>
+                <w:rFonts w:ascii="Arial" w:cs="Arial" w:eastAsia="Arial" w:hAnsi="Arial"/>
+                <w:sz w:val="20"/>
+                <w:szCs w:val="20"/>
+              </w:rPr>
+              <w:br/>
+              <w:t xml:space="preserve"/>
+            </w:r>
+            <w:r>
+              <w:rPr>
+                <w:rFonts w:ascii="Arial" w:cs="Arial" w:eastAsia="Arial" w:hAnsi="Arial"/>
+                <w:sz w:val="20"/>
+                <w:szCs w:val="20"/>
+              </w:rPr>
+              <w:br/>
+              <w:t xml:space="preserve"/>
+            </w:r>
+            <w:r>
+              <w:rPr>
+                <w:rFonts w:ascii="Arial" w:cs="Arial" w:eastAsia="Arial" w:hAnsi="Arial"/>
+                <w:b w:val="false"/>
+                <w:bCs w:val="false"/>
+                <w:i/>
+                <w:iCs/>
+                <w:color w:val="555555"/>
+                <w:sz w:val="20"/>
+                <w:szCs w:val="20"/>
+              </w:rPr>
+              <w:t xml:space="preserve">→ Teacher circulates — offer hints, check for understanding.</w:t>
             </w:r>
           </w:p>
         </w:tc>
@@ -435,9 +853,9 @@
               <w:right w:val="single" w:color="CCCCCC" w:sz="1"/>
             </w:tcBorders>
             <w:tcMar>
-              <w:top w:type="dxa" w:w="60"/>
+              <w:top w:type="dxa" w:w="80"/>
               <w:left w:type="dxa" w:w="120"/>
-              <w:bottom w:type="dxa" w:w="60"/>
+              <w:bottom w:type="dxa" w:w="80"/>
               <w:right w:type="dxa" w:w="120"/>
             </w:tcMar>
           </w:tcPr>
@@ -464,20 +882,90 @@
               <w:right w:val="single" w:color="CCCCCC" w:sz="1"/>
             </w:tcBorders>
             <w:tcMar>
-              <w:top w:type="dxa" w:w="60"/>
+              <w:top w:type="dxa" w:w="80"/>
               <w:left w:type="dxa" w:w="120"/>
-              <w:bottom w:type="dxa" w:w="60"/>
+              <w:bottom w:type="dxa" w:w="80"/>
               <w:right w:type="dxa" w:w="120"/>
             </w:tcMar>
           </w:tcPr>
           <w:p>
-            <w:r>
-              <w:rPr>
-                <w:rFonts w:ascii="Arial" w:cs="Arial" w:eastAsia="Arial" w:hAnsi="Arial"/>
-                <w:sz w:val="20"/>
-                <w:szCs w:val="20"/>
+            <w:pPr>
+              <w:spacing w:after="80" w:before="80"/>
+            </w:pPr>
+            <w:r>
+              <w:rPr>
+                <w:rFonts w:ascii="Arial" w:cs="Arial" w:eastAsia="Arial" w:hAnsi="Arial"/>
+                <w:b/>
+                <w:bCs/>
+                <w:i w:val="false"/>
+                <w:iCs w:val="false"/>
+                <w:color w:val="000000"/>
+                <w:sz w:val="22"/>
+                <w:szCs w:val="22"/>
               </w:rPr>
               <w:t xml:space="preserve">Exit Ticket / Wrap-Up</w:t>
+            </w:r>
+            <w:r>
+              <w:rPr>
+                <w:rFonts w:ascii="Arial" w:cs="Arial" w:eastAsia="Arial" w:hAnsi="Arial"/>
+                <w:sz w:val="20"/>
+                <w:szCs w:val="20"/>
+              </w:rPr>
+              <w:br/>
+              <w:t xml:space="preserve"/>
+            </w:r>
+            <w:r>
+              <w:rPr>
+                <w:rFonts w:ascii="Arial" w:cs="Arial" w:eastAsia="Arial" w:hAnsi="Arial"/>
+                <w:sz w:val="20"/>
+                <w:szCs w:val="20"/>
+              </w:rPr>
+              <w:br/>
+              <w:t xml:space="preserve"/>
+            </w:r>
+            <w:r>
+              <w:rPr>
+                <w:rFonts w:ascii="Arial" w:cs="Arial" w:eastAsia="Arial" w:hAnsi="Arial"/>
+                <w:b w:val="false"/>
+                <w:bCs w:val="false"/>
+                <w:i w:val="false"/>
+                <w:iCs w:val="false"/>
+                <w:color w:val="000000"/>
+                <w:sz w:val="20"/>
+                <w:szCs w:val="20"/>
+              </w:rPr>
+              <w:t xml:space="preserve">Quick Check: Demonstrate mastery of all OOP concepts and apply them to solve problems?</w:t>
+            </w:r>
+            <w:r>
+              <w:rPr>
+                <w:rFonts w:ascii="Arial" w:cs="Arial" w:eastAsia="Arial" w:hAnsi="Arial"/>
+                <w:sz w:val="20"/>
+                <w:szCs w:val="20"/>
+              </w:rPr>
+              <w:br/>
+              <w:t xml:space="preserve"/>
+            </w:r>
+            <w:r>
+              <w:rPr>
+                <w:rFonts w:ascii="Arial" w:cs="Arial" w:eastAsia="Arial" w:hAnsi="Arial"/>
+                <w:sz w:val="20"/>
+                <w:szCs w:val="20"/>
+              </w:rPr>
+              <w:br/>
+              <w:t xml:space="preserve"/>
+            </w:r>
+            <w:r>
+              <w:rPr>
+                <w:rFonts w:ascii="Arial" w:cs="Arial" w:eastAsia="Arial" w:hAnsi="Arial"/>
+                <w:b w:val="false"/>
+                <w:bCs w:val="false"/>
+                <w:i/>
+                <w:iCs/>
+                <w:color w:val="555555"/>
+                <w:sz w:val="20"/>
+                <w:szCs w:val="20"/>
+              </w:rPr>
+              <w:t xml:space="preserve">→ 3–2–1: Name 3 things learned, 2 new vocab words, 1 question you still have.</w:t>
             </w:r>
           </w:p>
         </w:tc>
@@ -1460,7 +1948,7 @@
                 <w:sz w:val="18"/>
                 <w:szCs w:val="18"/>
               </w:rPr>
-              <w:t xml:space="preserve"># Usage</w:t>
+              <w:t xml:space="preserve"> </w:t>
             </w:r>
           </w:p>
           <w:p>

--- a/Coding 2 - year/Unit 2 - Object-Oriented Programming/Daily Lesson Plans/Word/Day 23.docx
+++ b/Coding 2 - year/Unit 2 - Object-Oriented Programming/Daily Lesson Plans/Word/Day 23.docx
@@ -380,7 +380,7 @@
                 <w:sz w:val="20"/>
                 <w:szCs w:val="20"/>
               </w:rPr>
-              <w:t xml:space="preserve">    In your own words: Demonstrate mastery of all OOP concepts and apply them to solve problems?</w:t>
+              <w:t xml:space="preserve">    What do you think are the most important parts of OOP Review Day to demonstrate well? Why?</w:t>
             </w:r>
             <w:r>
               <w:rPr>
@@ -411,7 +411,7 @@
                 <w:sz w:val="20"/>
                 <w:szCs w:val="20"/>
               </w:rPr>
-              <w:t xml:space="preserve">Today's Goal: By the end of class you will be able to demonstrate mastery of all OOP concepts and apply them to solve problems.</w:t>
+              <w:t xml:space="preserve">Today’s Goal: By the end of class you will be able to demonstrate mastery of all OOP concepts and apply them to solve problems.</w:t>
             </w:r>
             <w:r>
               <w:rPr>
@@ -934,7 +934,7 @@
                 <w:sz w:val="20"/>
                 <w:szCs w:val="20"/>
               </w:rPr>
-              <w:t xml:space="preserve">Quick Check: Demonstrate mastery of all OOP concepts and apply them to solve problems?</w:t>
+              <w:t xml:space="preserve">If you had to teach OOP Review Day to a classmate, what's the #1 thing you'd make sure they understand?</w:t>
             </w:r>
             <w:r>
               <w:rPr>

--- a/Coding 2 - year/Unit 2 - Object-Oriented Programming/Daily Lesson Plans/Word/Day 23.docx
+++ b/Coding 2 - year/Unit 2 - Object-Oriented Programming/Daily Lesson Plans/Word/Day 23.docx
@@ -403,6 +403,72 @@
             <w:r>
               <w:rPr>
                 <w:rFonts w:ascii="Arial" w:cs="Arial" w:eastAsia="Arial" w:hAnsi="Arial"/>
+                <w:b/>
+                <w:bCs/>
+                <w:i w:val="false"/>
+                <w:iCs w:val="false"/>
+                <w:color w:val="000000"/>
+                <w:sz w:val="20"/>
+                <w:szCs w:val="20"/>
+              </w:rPr>
+              <w:t xml:space="preserve">Vocabulary Preview — </w:t>
+            </w:r>
+            <w:r>
+              <w:rPr>
+                <w:rFonts w:ascii="Arial" w:cs="Arial" w:eastAsia="Arial" w:hAnsi="Arial"/>
+                <w:b w:val="false"/>
+                <w:bCs w:val="false"/>
+                <w:i w:val="false"/>
+                <w:iCs w:val="false"/>
+                <w:color w:val="000000"/>
+                <w:sz w:val="20"/>
+                <w:szCs w:val="20"/>
+              </w:rPr>
+              <w:t xml:space="preserve">terms we'll use today:</w:t>
+            </w:r>
+            <w:r>
+              <w:rPr>
+                <w:rFonts w:ascii="Arial" w:cs="Arial" w:eastAsia="Arial" w:hAnsi="Arial"/>
+                <w:sz w:val="20"/>
+                <w:szCs w:val="20"/>
+              </w:rPr>
+              <w:br/>
+              <w:t xml:space="preserve"/>
+            </w:r>
+            <w:r>
+              <w:rPr>
+                <w:rFonts w:ascii="Arial" w:cs="Arial" w:eastAsia="Arial" w:hAnsi="Arial"/>
+                <w:b w:val="false"/>
+                <w:bCs w:val="false"/>
+                <w:i w:val="false"/>
+                <w:iCs w:val="false"/>
+                <w:color w:val="000000"/>
+                <w:sz w:val="20"/>
+                <w:szCs w:val="20"/>
+              </w:rPr>
+              <w:t xml:space="preserve">    • Classes and Objects   •   Encapsulation   •   Inheritance   •   Polymorphism   •   Special Methods   •   Abstract Classes</w:t>
+            </w:r>
+            <w:r>
+              <w:rPr>
+                <w:rFonts w:ascii="Arial" w:cs="Arial" w:eastAsia="Arial" w:hAnsi="Arial"/>
+                <w:sz w:val="20"/>
+                <w:szCs w:val="20"/>
+              </w:rPr>
+              <w:br/>
+              <w:t xml:space="preserve"/>
+            </w:r>
+            <w:r>
+              <w:rPr>
+                <w:rFonts w:ascii="Arial" w:cs="Arial" w:eastAsia="Arial" w:hAnsi="Arial"/>
+                <w:sz w:val="20"/>
+                <w:szCs w:val="20"/>
+              </w:rPr>
+              <w:br/>
+              <w:t xml:space="preserve"/>
+            </w:r>
+            <w:r>
+              <w:rPr>
+                <w:rFonts w:ascii="Arial" w:cs="Arial" w:eastAsia="Arial" w:hAnsi="Arial"/>
                 <w:b w:val="false"/>
                 <w:bCs w:val="false"/>
                 <w:i/>
@@ -579,6 +645,310 @@
             <w:r>
               <w:rPr>
                 <w:rFonts w:ascii="Arial" w:cs="Arial" w:eastAsia="Arial" w:hAnsi="Arial"/>
+                <w:b w:val="false"/>
+                <w:bCs w:val="false"/>
+                <w:i w:val="false"/>
+                <w:iCs w:val="false"/>
+                <w:color w:val="000000"/>
+                <w:sz w:val="20"/>
+                <w:szCs w:val="20"/>
+              </w:rPr>
+              <w:t xml:space="preserve">self.items = items  # Shared across instances!</w:t>
+            </w:r>
+            <w:r>
+              <w:rPr>
+                <w:rFonts w:ascii="Arial" w:cs="Arial" w:eastAsia="Arial" w:hAnsi="Arial"/>
+                <w:sz w:val="20"/>
+                <w:szCs w:val="20"/>
+              </w:rPr>
+              <w:br/>
+              <w:t xml:space="preserve"/>
+            </w:r>
+            <w:r>
+              <w:rPr>
+                <w:rFonts w:ascii="Arial" w:cs="Arial" w:eastAsia="Arial" w:hAnsi="Arial"/>
+                <w:b w:val="false"/>
+                <w:bCs w:val="false"/>
+                <w:i w:val="false"/>
+                <w:iCs w:val="false"/>
+                <w:color w:val="000000"/>
+                <w:sz w:val="20"/>
+                <w:szCs w:val="20"/>
+              </w:rPr>
+              <w:t xml:space="preserve">def __init__(self, items=None):</w:t>
+            </w:r>
+            <w:r>
+              <w:rPr>
+                <w:rFonts w:ascii="Arial" w:cs="Arial" w:eastAsia="Arial" w:hAnsi="Arial"/>
+                <w:sz w:val="20"/>
+                <w:szCs w:val="20"/>
+              </w:rPr>
+              <w:br/>
+              <w:t xml:space="preserve"/>
+            </w:r>
+            <w:r>
+              <w:rPr>
+                <w:rFonts w:ascii="Arial" w:cs="Arial" w:eastAsia="Arial" w:hAnsi="Arial"/>
+                <w:sz w:val="20"/>
+                <w:szCs w:val="20"/>
+              </w:rPr>
+              <w:br/>
+              <w:t xml:space="preserve"/>
+            </w:r>
+            <w:r>
+              <w:rPr>
+                <w:rFonts w:ascii="Arial" w:cs="Arial" w:eastAsia="Arial" w:hAnsi="Arial"/>
+                <w:b/>
+                <w:bCs/>
+                <w:i w:val="false"/>
+                <w:iCs w:val="false"/>
+                <w:color w:val="000000"/>
+                <w:sz w:val="20"/>
+                <w:szCs w:val="20"/>
+              </w:rPr>
+              <w:t xml:space="preserve">Key Concepts:</w:t>
+            </w:r>
+            <w:r>
+              <w:rPr>
+                <w:rFonts w:ascii="Arial" w:cs="Arial" w:eastAsia="Arial" w:hAnsi="Arial"/>
+                <w:sz w:val="20"/>
+                <w:szCs w:val="20"/>
+              </w:rPr>
+              <w:br/>
+              <w:t xml:space="preserve"/>
+            </w:r>
+            <w:r>
+              <w:rPr>
+                <w:rFonts w:ascii="Arial" w:cs="Arial" w:eastAsia="Arial" w:hAnsi="Arial"/>
+                <w:b w:val="false"/>
+                <w:bCs w:val="false"/>
+                <w:i w:val="false"/>
+                <w:iCs w:val="false"/>
+                <w:color w:val="000000"/>
+                <w:sz w:val="20"/>
+                <w:szCs w:val="20"/>
+              </w:rPr>
+              <w:t xml:space="preserve">    • Classes are blueprints, objects are instances</w:t>
+            </w:r>
+            <w:r>
+              <w:rPr>
+                <w:rFonts w:ascii="Arial" w:cs="Arial" w:eastAsia="Arial" w:hAnsi="Arial"/>
+                <w:sz w:val="20"/>
+                <w:szCs w:val="20"/>
+              </w:rPr>
+              <w:br/>
+              <w:t xml:space="preserve"/>
+            </w:r>
+            <w:r>
+              <w:rPr>
+                <w:rFonts w:ascii="Arial" w:cs="Arial" w:eastAsia="Arial" w:hAnsi="Arial"/>
+                <w:b w:val="false"/>
+                <w:bCs w:val="false"/>
+                <w:i w:val="false"/>
+                <w:iCs w:val="false"/>
+                <w:color w:val="000000"/>
+                <w:sz w:val="20"/>
+                <w:szCs w:val="20"/>
+              </w:rPr>
+              <w:t xml:space="preserve">    • Use constructors to initialize state</w:t>
+            </w:r>
+            <w:r>
+              <w:rPr>
+                <w:rFonts w:ascii="Arial" w:cs="Arial" w:eastAsia="Arial" w:hAnsi="Arial"/>
+                <w:sz w:val="20"/>
+                <w:szCs w:val="20"/>
+              </w:rPr>
+              <w:br/>
+              <w:t xml:space="preserve"/>
+            </w:r>
+            <w:r>
+              <w:rPr>
+                <w:rFonts w:ascii="Arial" w:cs="Arial" w:eastAsia="Arial" w:hAnsi="Arial"/>
+                <w:b w:val="false"/>
+                <w:bCs w:val="false"/>
+                <w:i w:val="false"/>
+                <w:iCs w:val="false"/>
+                <w:color w:val="000000"/>
+                <w:sz w:val="20"/>
+                <w:szCs w:val="20"/>
+              </w:rPr>
+              <w:t xml:space="preserve">    • Methods represent behavior</w:t>
+            </w:r>
+            <w:r>
+              <w:rPr>
+                <w:rFonts w:ascii="Arial" w:cs="Arial" w:eastAsia="Arial" w:hAnsi="Arial"/>
+                <w:sz w:val="20"/>
+                <w:szCs w:val="20"/>
+              </w:rPr>
+              <w:br/>
+              <w:t xml:space="preserve"/>
+            </w:r>
+            <w:r>
+              <w:rPr>
+                <w:rFonts w:ascii="Arial" w:cs="Arial" w:eastAsia="Arial" w:hAnsi="Arial"/>
+                <w:b w:val="false"/>
+                <w:bCs w:val="false"/>
+                <w:i w:val="false"/>
+                <w:iCs w:val="false"/>
+                <w:color w:val="000000"/>
+                <w:sz w:val="20"/>
+                <w:szCs w:val="20"/>
+              </w:rPr>
+              <w:t xml:space="preserve">    • Private attributes with _ prefix</w:t>
+            </w:r>
+            <w:r>
+              <w:rPr>
+                <w:rFonts w:ascii="Arial" w:cs="Arial" w:eastAsia="Arial" w:hAnsi="Arial"/>
+                <w:sz w:val="20"/>
+                <w:szCs w:val="20"/>
+              </w:rPr>
+              <w:br/>
+              <w:t xml:space="preserve"/>
+            </w:r>
+            <w:r>
+              <w:rPr>
+                <w:rFonts w:ascii="Arial" w:cs="Arial" w:eastAsia="Arial" w:hAnsi="Arial"/>
+                <w:b w:val="false"/>
+                <w:bCs w:val="false"/>
+                <w:i w:val="false"/>
+                <w:iCs w:val="false"/>
+                <w:color w:val="000000"/>
+                <w:sz w:val="20"/>
+                <w:szCs w:val="20"/>
+              </w:rPr>
+              <w:t xml:space="preserve">    • Properties with @property decorator</w:t>
+            </w:r>
+            <w:r>
+              <w:rPr>
+                <w:rFonts w:ascii="Arial" w:cs="Arial" w:eastAsia="Arial" w:hAnsi="Arial"/>
+                <w:sz w:val="20"/>
+                <w:szCs w:val="20"/>
+              </w:rPr>
+              <w:br/>
+              <w:t xml:space="preserve"/>
+            </w:r>
+            <w:r>
+              <w:rPr>
+                <w:rFonts w:ascii="Arial" w:cs="Arial" w:eastAsia="Arial" w:hAnsi="Arial"/>
+                <w:b w:val="false"/>
+                <w:bCs w:val="false"/>
+                <w:i w:val="false"/>
+                <w:iCs w:val="false"/>
+                <w:color w:val="000000"/>
+                <w:sz w:val="20"/>
+                <w:szCs w:val="20"/>
+              </w:rPr>
+              <w:t xml:space="preserve">    • Validation in setters</w:t>
+            </w:r>
+            <w:r>
+              <w:rPr>
+                <w:rFonts w:ascii="Arial" w:cs="Arial" w:eastAsia="Arial" w:hAnsi="Arial"/>
+                <w:sz w:val="20"/>
+                <w:szCs w:val="20"/>
+              </w:rPr>
+              <w:br/>
+              <w:t xml:space="preserve"/>
+            </w:r>
+            <w:r>
+              <w:rPr>
+                <w:rFonts w:ascii="Arial" w:cs="Arial" w:eastAsia="Arial" w:hAnsi="Arial"/>
+                <w:b w:val="false"/>
+                <w:bCs w:val="false"/>
+                <w:i w:val="false"/>
+                <w:iCs w:val="false"/>
+                <w:color w:val="000000"/>
+                <w:sz w:val="20"/>
+                <w:szCs w:val="20"/>
+              </w:rPr>
+              <w:t xml:space="preserve">    • Public interface hides implementation</w:t>
+            </w:r>
+            <w:r>
+              <w:rPr>
+                <w:rFonts w:ascii="Arial" w:cs="Arial" w:eastAsia="Arial" w:hAnsi="Arial"/>
+                <w:sz w:val="20"/>
+                <w:szCs w:val="20"/>
+              </w:rPr>
+              <w:br/>
+              <w:t xml:space="preserve"/>
+            </w:r>
+            <w:r>
+              <w:rPr>
+                <w:rFonts w:ascii="Arial" w:cs="Arial" w:eastAsia="Arial" w:hAnsi="Arial"/>
+                <w:b w:val="false"/>
+                <w:bCs w:val="false"/>
+                <w:i w:val="false"/>
+                <w:iCs w:val="false"/>
+                <w:color w:val="000000"/>
+                <w:sz w:val="20"/>
+                <w:szCs w:val="20"/>
+              </w:rPr>
+              <w:t xml:space="preserve">    • Child classes inherit from parents</w:t>
+            </w:r>
+            <w:r>
+              <w:rPr>
+                <w:rFonts w:ascii="Arial" w:cs="Arial" w:eastAsia="Arial" w:hAnsi="Arial"/>
+                <w:sz w:val="20"/>
+                <w:szCs w:val="20"/>
+              </w:rPr>
+              <w:br/>
+              <w:t xml:space="preserve"/>
+            </w:r>
+            <w:r>
+              <w:rPr>
+                <w:rFonts w:ascii="Arial" w:cs="Arial" w:eastAsia="Arial" w:hAnsi="Arial"/>
+                <w:sz w:val="20"/>
+                <w:szCs w:val="20"/>
+              </w:rPr>
+              <w:br/>
+              <w:t xml:space="preserve"/>
+            </w:r>
+            <w:r>
+              <w:rPr>
+                <w:rFonts w:ascii="Arial" w:cs="Arial" w:eastAsia="Arial" w:hAnsi="Arial"/>
+                <w:b/>
+                <w:bCs/>
+                <w:i w:val="false"/>
+                <w:iCs w:val="false"/>
+                <w:color w:val="000000"/>
+                <w:sz w:val="20"/>
+                <w:szCs w:val="20"/>
+              </w:rPr>
+              <w:t xml:space="preserve">Vocabulary: </w:t>
+            </w:r>
+            <w:r>
+              <w:rPr>
+                <w:rFonts w:ascii="Arial" w:cs="Arial" w:eastAsia="Arial" w:hAnsi="Arial"/>
+                <w:b w:val="false"/>
+                <w:bCs w:val="false"/>
+                <w:i w:val="false"/>
+                <w:iCs w:val="false"/>
+                <w:color w:val="000000"/>
+                <w:sz w:val="20"/>
+                <w:szCs w:val="20"/>
+              </w:rPr>
+              <w:t xml:space="preserve">Classes and Objects, Encapsulation, Inheritance, Polymorphism, Special Methods, Abstract Classes</w:t>
+            </w:r>
+            <w:r>
+              <w:rPr>
+                <w:rFonts w:ascii="Arial" w:cs="Arial" w:eastAsia="Arial" w:hAnsi="Arial"/>
+                <w:sz w:val="20"/>
+                <w:szCs w:val="20"/>
+              </w:rPr>
+              <w:br/>
+              <w:t xml:space="preserve"/>
+            </w:r>
+            <w:r>
+              <w:rPr>
+                <w:rFonts w:ascii="Arial" w:cs="Arial" w:eastAsia="Arial" w:hAnsi="Arial"/>
+                <w:sz w:val="20"/>
+                <w:szCs w:val="20"/>
+              </w:rPr>
+              <w:br/>
+              <w:t xml:space="preserve"/>
+            </w:r>
+            <w:r>
+              <w:rPr>
+                <w:rFonts w:ascii="Arial" w:cs="Arial" w:eastAsia="Arial" w:hAnsi="Arial"/>
                 <w:b/>
                 <w:bCs/>
                 <w:i/>
@@ -974,6 +1344,2305 @@
     <w:p>
       <w:pPr>
         <w:spacing w:after="200"/>
+      </w:pPr>
+    </w:p>
+    <w:p>
+      <w:pPr>
+        <w:pBdr>
+          <w:bottom w:val="single" w:color="1B7A4A" w:sz="4" w:space="4"/>
+        </w:pBdr>
+        <w:spacing w:after="100" w:before="120"/>
+      </w:pPr>
+      <w:r>
+        <w:rPr>
+          <w:rFonts w:ascii="Arial" w:cs="Arial" w:eastAsia="Arial" w:hAnsi="Arial"/>
+          <w:b/>
+          <w:bCs/>
+          <w:color w:val="1B7A4A"/>
+          <w:sz w:val="24"/>
+          <w:szCs w:val="24"/>
+        </w:rPr>
+        <w:t xml:space="preserve">Key Concepts</w:t>
+      </w:r>
+    </w:p>
+    <w:p>
+      <w:pPr>
+        <w:spacing w:after="60"/>
+      </w:pPr>
+      <w:r>
+        <w:rPr>
+          <w:rFonts w:ascii="Arial" w:cs="Arial" w:eastAsia="Arial" w:hAnsi="Arial"/>
+          <w:sz w:val="20"/>
+          <w:szCs w:val="20"/>
+        </w:rPr>
+        <w:t xml:space="preserve">Classes and Objects</w:t>
+      </w:r>
+    </w:p>
+    <w:p>
+      <w:pPr>
+        <w:spacing w:after="60"/>
+        <w:ind w:left="360"/>
+      </w:pPr>
+      <w:r>
+        <w:rPr>
+          <w:rFonts w:ascii="Arial" w:cs="Arial" w:eastAsia="Arial" w:hAnsi="Arial"/>
+          <w:sz w:val="20"/>
+          <w:szCs w:val="20"/>
+        </w:rPr>
+        <w:t xml:space="preserve">• </w:t>
+      </w:r>
+      <w:r>
+        <w:rPr>
+          <w:rFonts w:ascii="Arial" w:cs="Arial" w:eastAsia="Arial" w:hAnsi="Arial"/>
+          <w:sz w:val="20"/>
+          <w:szCs w:val="20"/>
+        </w:rPr>
+        <w:t xml:space="preserve">Classes are blueprints, objects are instances</w:t>
+      </w:r>
+    </w:p>
+    <w:p>
+      <w:pPr>
+        <w:spacing w:after="60"/>
+        <w:ind w:left="360"/>
+      </w:pPr>
+      <w:r>
+        <w:rPr>
+          <w:rFonts w:ascii="Arial" w:cs="Arial" w:eastAsia="Arial" w:hAnsi="Arial"/>
+          <w:sz w:val="20"/>
+          <w:szCs w:val="20"/>
+        </w:rPr>
+        <w:t xml:space="preserve">• </w:t>
+      </w:r>
+      <w:r>
+        <w:rPr>
+          <w:rFonts w:ascii="Arial" w:cs="Arial" w:eastAsia="Arial" w:hAnsi="Arial"/>
+          <w:sz w:val="20"/>
+          <w:szCs w:val="20"/>
+        </w:rPr>
+        <w:t xml:space="preserve">Use constructors to initialize state</w:t>
+      </w:r>
+    </w:p>
+    <w:p>
+      <w:pPr>
+        <w:spacing w:after="60"/>
+        <w:ind w:left="360"/>
+      </w:pPr>
+      <w:r>
+        <w:rPr>
+          <w:rFonts w:ascii="Arial" w:cs="Arial" w:eastAsia="Arial" w:hAnsi="Arial"/>
+          <w:sz w:val="20"/>
+          <w:szCs w:val="20"/>
+        </w:rPr>
+        <w:t xml:space="preserve">• </w:t>
+      </w:r>
+      <w:r>
+        <w:rPr>
+          <w:rFonts w:ascii="Arial" w:cs="Arial" w:eastAsia="Arial" w:hAnsi="Arial"/>
+          <w:sz w:val="20"/>
+          <w:szCs w:val="20"/>
+        </w:rPr>
+        <w:t xml:space="preserve">Methods represent behavior</w:t>
+      </w:r>
+    </w:p>
+    <w:p>
+      <w:pPr>
+        <w:spacing w:after="60"/>
+      </w:pPr>
+      <w:r>
+        <w:rPr>
+          <w:rFonts w:ascii="Arial" w:cs="Arial" w:eastAsia="Arial" w:hAnsi="Arial"/>
+          <w:sz w:val="20"/>
+          <w:szCs w:val="20"/>
+        </w:rPr>
+        <w:t xml:space="preserve">Encapsulation</w:t>
+      </w:r>
+    </w:p>
+    <w:p>
+      <w:pPr>
+        <w:spacing w:after="60"/>
+        <w:ind w:left="360"/>
+      </w:pPr>
+      <w:r>
+        <w:rPr>
+          <w:rFonts w:ascii="Arial" w:cs="Arial" w:eastAsia="Arial" w:hAnsi="Arial"/>
+          <w:sz w:val="20"/>
+          <w:szCs w:val="20"/>
+        </w:rPr>
+        <w:t xml:space="preserve">• </w:t>
+      </w:r>
+      <w:r>
+        <w:rPr>
+          <w:rFonts w:ascii="Arial" w:cs="Arial" w:eastAsia="Arial" w:hAnsi="Arial"/>
+          <w:sz w:val="20"/>
+          <w:szCs w:val="20"/>
+        </w:rPr>
+        <w:t xml:space="preserve">Private attributes with _ prefix</w:t>
+      </w:r>
+    </w:p>
+    <w:p>
+      <w:pPr>
+        <w:spacing w:after="60"/>
+        <w:ind w:left="360"/>
+      </w:pPr>
+      <w:r>
+        <w:rPr>
+          <w:rFonts w:ascii="Arial" w:cs="Arial" w:eastAsia="Arial" w:hAnsi="Arial"/>
+          <w:sz w:val="20"/>
+          <w:szCs w:val="20"/>
+        </w:rPr>
+        <w:t xml:space="preserve">• </w:t>
+      </w:r>
+      <w:r>
+        <w:rPr>
+          <w:rFonts w:ascii="Arial" w:cs="Arial" w:eastAsia="Arial" w:hAnsi="Arial"/>
+          <w:sz w:val="20"/>
+          <w:szCs w:val="20"/>
+        </w:rPr>
+        <w:t xml:space="preserve">Properties with @property decorator</w:t>
+      </w:r>
+    </w:p>
+    <w:p>
+      <w:pPr>
+        <w:spacing w:after="60"/>
+        <w:ind w:left="360"/>
+      </w:pPr>
+      <w:r>
+        <w:rPr>
+          <w:rFonts w:ascii="Arial" w:cs="Arial" w:eastAsia="Arial" w:hAnsi="Arial"/>
+          <w:sz w:val="20"/>
+          <w:szCs w:val="20"/>
+        </w:rPr>
+        <w:t xml:space="preserve">• </w:t>
+      </w:r>
+      <w:r>
+        <w:rPr>
+          <w:rFonts w:ascii="Arial" w:cs="Arial" w:eastAsia="Arial" w:hAnsi="Arial"/>
+          <w:sz w:val="20"/>
+          <w:szCs w:val="20"/>
+        </w:rPr>
+        <w:t xml:space="preserve">Validation in setters</w:t>
+      </w:r>
+    </w:p>
+    <w:p>
+      <w:pPr>
+        <w:spacing w:after="60"/>
+        <w:ind w:left="360"/>
+      </w:pPr>
+      <w:r>
+        <w:rPr>
+          <w:rFonts w:ascii="Arial" w:cs="Arial" w:eastAsia="Arial" w:hAnsi="Arial"/>
+          <w:sz w:val="20"/>
+          <w:szCs w:val="20"/>
+        </w:rPr>
+        <w:t xml:space="preserve">• </w:t>
+      </w:r>
+      <w:r>
+        <w:rPr>
+          <w:rFonts w:ascii="Arial" w:cs="Arial" w:eastAsia="Arial" w:hAnsi="Arial"/>
+          <w:sz w:val="20"/>
+          <w:szCs w:val="20"/>
+        </w:rPr>
+        <w:t xml:space="preserve">Public interface hides implementation</w:t>
+      </w:r>
+    </w:p>
+    <w:p>
+      <w:pPr>
+        <w:spacing w:after="60"/>
+      </w:pPr>
+      <w:r>
+        <w:rPr>
+          <w:rFonts w:ascii="Arial" w:cs="Arial" w:eastAsia="Arial" w:hAnsi="Arial"/>
+          <w:sz w:val="20"/>
+          <w:szCs w:val="20"/>
+        </w:rPr>
+        <w:t xml:space="preserve">Inheritance</w:t>
+      </w:r>
+    </w:p>
+    <w:p>
+      <w:pPr>
+        <w:spacing w:after="60"/>
+        <w:ind w:left="360"/>
+      </w:pPr>
+      <w:r>
+        <w:rPr>
+          <w:rFonts w:ascii="Arial" w:cs="Arial" w:eastAsia="Arial" w:hAnsi="Arial"/>
+          <w:sz w:val="20"/>
+          <w:szCs w:val="20"/>
+        </w:rPr>
+        <w:t xml:space="preserve">• </w:t>
+      </w:r>
+      <w:r>
+        <w:rPr>
+          <w:rFonts w:ascii="Arial" w:cs="Arial" w:eastAsia="Arial" w:hAnsi="Arial"/>
+          <w:sz w:val="20"/>
+          <w:szCs w:val="20"/>
+        </w:rPr>
+        <w:t xml:space="preserve">Child classes inherit from parents</w:t>
+      </w:r>
+    </w:p>
+    <w:p>
+      <w:pPr>
+        <w:spacing w:after="60"/>
+        <w:ind w:left="360"/>
+      </w:pPr>
+      <w:r>
+        <w:rPr>
+          <w:rFonts w:ascii="Arial" w:cs="Arial" w:eastAsia="Arial" w:hAnsi="Arial"/>
+          <w:sz w:val="20"/>
+          <w:szCs w:val="20"/>
+        </w:rPr>
+        <w:t xml:space="preserve">• </w:t>
+      </w:r>
+      <w:r>
+        <w:rPr>
+          <w:rFonts w:ascii="Arial" w:cs="Arial" w:eastAsia="Arial" w:hAnsi="Arial"/>
+          <w:sz w:val="20"/>
+          <w:szCs w:val="20"/>
+        </w:rPr>
+        <w:t xml:space="preserve">Use super() to call parent methods</w:t>
+      </w:r>
+    </w:p>
+    <w:p>
+      <w:pPr>
+        <w:spacing w:after="60"/>
+        <w:ind w:left="360"/>
+      </w:pPr>
+      <w:r>
+        <w:rPr>
+          <w:rFonts w:ascii="Arial" w:cs="Arial" w:eastAsia="Arial" w:hAnsi="Arial"/>
+          <w:sz w:val="20"/>
+          <w:szCs w:val="20"/>
+        </w:rPr>
+        <w:t xml:space="preserve">• </w:t>
+      </w:r>
+      <w:r>
+        <w:rPr>
+          <w:rFonts w:ascii="Arial" w:cs="Arial" w:eastAsia="Arial" w:hAnsi="Arial"/>
+          <w:sz w:val="20"/>
+          <w:szCs w:val="20"/>
+        </w:rPr>
+        <w:t xml:space="preserve">Override methods to customize behavior</w:t>
+      </w:r>
+    </w:p>
+    <w:p>
+      <w:pPr>
+        <w:spacing w:after="60"/>
+        <w:ind w:left="360"/>
+      </w:pPr>
+      <w:r>
+        <w:rPr>
+          <w:rFonts w:ascii="Arial" w:cs="Arial" w:eastAsia="Arial" w:hAnsi="Arial"/>
+          <w:sz w:val="20"/>
+          <w:szCs w:val="20"/>
+        </w:rPr>
+        <w:t xml:space="preserve">• </w:t>
+      </w:r>
+      <w:r>
+        <w:rPr>
+          <w:rFonts w:ascii="Arial" w:cs="Arial" w:eastAsia="Arial" w:hAnsi="Arial"/>
+          <w:sz w:val="20"/>
+          <w:szCs w:val="20"/>
+        </w:rPr>
+        <w:t xml:space="preserve">Design hierarchies carefully</w:t>
+      </w:r>
+    </w:p>
+    <w:p>
+      <w:pPr>
+        <w:spacing w:after="60"/>
+      </w:pPr>
+      <w:r>
+        <w:rPr>
+          <w:rFonts w:ascii="Arial" w:cs="Arial" w:eastAsia="Arial" w:hAnsi="Arial"/>
+          <w:sz w:val="20"/>
+          <w:szCs w:val="20"/>
+        </w:rPr>
+        <w:t xml:space="preserve">Polymorphism</w:t>
+      </w:r>
+    </w:p>
+    <w:p>
+      <w:pPr>
+        <w:spacing w:after="60"/>
+        <w:ind w:left="360"/>
+      </w:pPr>
+      <w:r>
+        <w:rPr>
+          <w:rFonts w:ascii="Arial" w:cs="Arial" w:eastAsia="Arial" w:hAnsi="Arial"/>
+          <w:sz w:val="20"/>
+          <w:szCs w:val="20"/>
+        </w:rPr>
+        <w:t xml:space="preserve">• </w:t>
+      </w:r>
+      <w:r>
+        <w:rPr>
+          <w:rFonts w:ascii="Arial" w:cs="Arial" w:eastAsia="Arial" w:hAnsi="Arial"/>
+          <w:sz w:val="20"/>
+          <w:szCs w:val="20"/>
+        </w:rPr>
+        <w:t xml:space="preserve">Same method name, different implementations</w:t>
+      </w:r>
+    </w:p>
+    <w:p>
+      <w:pPr>
+        <w:spacing w:after="60"/>
+        <w:ind w:left="360"/>
+      </w:pPr>
+      <w:r>
+        <w:rPr>
+          <w:rFonts w:ascii="Arial" w:cs="Arial" w:eastAsia="Arial" w:hAnsi="Arial"/>
+          <w:sz w:val="20"/>
+          <w:szCs w:val="20"/>
+        </w:rPr>
+        <w:t xml:space="preserve">• </w:t>
+      </w:r>
+      <w:r>
+        <w:rPr>
+          <w:rFonts w:ascii="Arial" w:cs="Arial" w:eastAsia="Arial" w:hAnsi="Arial"/>
+          <w:sz w:val="20"/>
+          <w:szCs w:val="20"/>
+        </w:rPr>
+        <w:t xml:space="preserve">Duck typing: objects with same methods work together</w:t>
+      </w:r>
+    </w:p>
+    <w:p>
+      <w:pPr>
+        <w:spacing w:after="60"/>
+        <w:ind w:left="360"/>
+      </w:pPr>
+      <w:r>
+        <w:rPr>
+          <w:rFonts w:ascii="Arial" w:cs="Arial" w:eastAsia="Arial" w:hAnsi="Arial"/>
+          <w:sz w:val="20"/>
+          <w:szCs w:val="20"/>
+        </w:rPr>
+        <w:t xml:space="preserve">• </w:t>
+      </w:r>
+      <w:r>
+        <w:rPr>
+          <w:rFonts w:ascii="Arial" w:cs="Arial" w:eastAsia="Arial" w:hAnsi="Arial"/>
+          <w:sz w:val="20"/>
+          <w:szCs w:val="20"/>
+        </w:rPr>
+        <w:t xml:space="preserve">Enables flexible, extensible code</w:t>
+      </w:r>
+    </w:p>
+    <w:p>
+      <w:pPr>
+        <w:spacing w:after="60"/>
+      </w:pPr>
+      <w:r>
+        <w:rPr>
+          <w:rFonts w:ascii="Arial" w:cs="Arial" w:eastAsia="Arial" w:hAnsi="Arial"/>
+          <w:sz w:val="20"/>
+          <w:szCs w:val="20"/>
+        </w:rPr>
+        <w:t xml:space="preserve">Special Methods</w:t>
+      </w:r>
+    </w:p>
+    <w:p>
+      <w:pPr>
+        <w:spacing w:after="60"/>
+        <w:ind w:left="360"/>
+      </w:pPr>
+      <w:r>
+        <w:rPr>
+          <w:rFonts w:ascii="Arial" w:cs="Arial" w:eastAsia="Arial" w:hAnsi="Arial"/>
+          <w:sz w:val="20"/>
+          <w:szCs w:val="20"/>
+        </w:rPr>
+        <w:t xml:space="preserve">• </w:t>
+      </w:r>
+      <w:r>
+        <w:rPr>
+          <w:rFonts w:ascii="Arial" w:cs="Arial" w:eastAsia="Arial" w:hAnsi="Arial"/>
+          <w:sz w:val="20"/>
+          <w:szCs w:val="20"/>
+        </w:rPr>
+        <w:t xml:space="preserve">__init__: constructor</w:t>
+      </w:r>
+    </w:p>
+    <w:p>
+      <w:pPr>
+        <w:spacing w:after="60"/>
+        <w:ind w:left="360"/>
+      </w:pPr>
+      <w:r>
+        <w:rPr>
+          <w:rFonts w:ascii="Arial" w:cs="Arial" w:eastAsia="Arial" w:hAnsi="Arial"/>
+          <w:sz w:val="20"/>
+          <w:szCs w:val="20"/>
+        </w:rPr>
+        <w:t xml:space="preserve">• </w:t>
+      </w:r>
+      <w:r>
+        <w:rPr>
+          <w:rFonts w:ascii="Arial" w:cs="Arial" w:eastAsia="Arial" w:hAnsi="Arial"/>
+          <w:sz w:val="20"/>
+          <w:szCs w:val="20"/>
+        </w:rPr>
+        <w:t xml:space="preserve">__str__, __repr__: string representation</w:t>
+      </w:r>
+    </w:p>
+    <w:p>
+      <w:pPr>
+        <w:spacing w:after="60"/>
+        <w:ind w:left="360"/>
+      </w:pPr>
+      <w:r>
+        <w:rPr>
+          <w:rFonts w:ascii="Arial" w:cs="Arial" w:eastAsia="Arial" w:hAnsi="Arial"/>
+          <w:sz w:val="20"/>
+          <w:szCs w:val="20"/>
+        </w:rPr>
+        <w:t xml:space="preserve">• </w:t>
+      </w:r>
+      <w:r>
+        <w:rPr>
+          <w:rFonts w:ascii="Arial" w:cs="Arial" w:eastAsia="Arial" w:hAnsi="Arial"/>
+          <w:sz w:val="20"/>
+          <w:szCs w:val="20"/>
+        </w:rPr>
+        <w:t xml:space="preserve">__len__, __eq__, __lt__, __add__: operator overloading</w:t>
+      </w:r>
+    </w:p>
+    <w:p>
+      <w:pPr>
+        <w:spacing w:after="60"/>
+        <w:ind w:left="360"/>
+      </w:pPr>
+      <w:r>
+        <w:rPr>
+          <w:rFonts w:ascii="Arial" w:cs="Arial" w:eastAsia="Arial" w:hAnsi="Arial"/>
+          <w:sz w:val="20"/>
+          <w:szCs w:val="20"/>
+        </w:rPr>
+        <w:t xml:space="preserve">• </w:t>
+      </w:r>
+      <w:r>
+        <w:rPr>
+          <w:rFonts w:ascii="Arial" w:cs="Arial" w:eastAsia="Arial" w:hAnsi="Arial"/>
+          <w:sz w:val="20"/>
+          <w:szCs w:val="20"/>
+        </w:rPr>
+        <w:t xml:space="preserve">Make objects behave like built-in types</w:t>
+      </w:r>
+    </w:p>
+    <w:p>
+      <w:pPr>
+        <w:spacing w:after="60"/>
+      </w:pPr>
+      <w:r>
+        <w:rPr>
+          <w:rFonts w:ascii="Arial" w:cs="Arial" w:eastAsia="Arial" w:hAnsi="Arial"/>
+          <w:sz w:val="20"/>
+          <w:szCs w:val="20"/>
+        </w:rPr>
+        <w:t xml:space="preserve">Abstract Classes</w:t>
+      </w:r>
+    </w:p>
+    <w:p>
+      <w:pPr>
+        <w:spacing w:after="60"/>
+        <w:ind w:left="360"/>
+      </w:pPr>
+      <w:r>
+        <w:rPr>
+          <w:rFonts w:ascii="Arial" w:cs="Arial" w:eastAsia="Arial" w:hAnsi="Arial"/>
+          <w:sz w:val="20"/>
+          <w:szCs w:val="20"/>
+        </w:rPr>
+        <w:t xml:space="preserve">• </w:t>
+      </w:r>
+      <w:r>
+        <w:rPr>
+          <w:rFonts w:ascii="Arial" w:cs="Arial" w:eastAsia="Arial" w:hAnsi="Arial"/>
+          <w:sz w:val="20"/>
+          <w:szCs w:val="20"/>
+        </w:rPr>
+        <w:t xml:space="preserve">Define interfaces with ABC</w:t>
+      </w:r>
+    </w:p>
+    <w:p>
+      <w:pPr>
+        <w:spacing w:after="60"/>
+        <w:ind w:left="360"/>
+      </w:pPr>
+      <w:r>
+        <w:rPr>
+          <w:rFonts w:ascii="Arial" w:cs="Arial" w:eastAsia="Arial" w:hAnsi="Arial"/>
+          <w:sz w:val="20"/>
+          <w:szCs w:val="20"/>
+        </w:rPr>
+        <w:t xml:space="preserve">• </w:t>
+      </w:r>
+      <w:r>
+        <w:rPr>
+          <w:rFonts w:ascii="Arial" w:cs="Arial" w:eastAsia="Arial" w:hAnsi="Arial"/>
+          <w:sz w:val="20"/>
+          <w:szCs w:val="20"/>
+        </w:rPr>
+        <w:t xml:space="preserve">Force subclasses to implement methods</w:t>
+      </w:r>
+    </w:p>
+    <w:p>
+      <w:pPr>
+        <w:spacing w:after="60"/>
+        <w:ind w:left="360"/>
+      </w:pPr>
+      <w:r>
+        <w:rPr>
+          <w:rFonts w:ascii="Arial" w:cs="Arial" w:eastAsia="Arial" w:hAnsi="Arial"/>
+          <w:sz w:val="20"/>
+          <w:szCs w:val="20"/>
+        </w:rPr>
+        <w:t xml:space="preserve">• </w:t>
+      </w:r>
+      <w:r>
+        <w:rPr>
+          <w:rFonts w:ascii="Arial" w:cs="Arial" w:eastAsia="Arial" w:hAnsi="Arial"/>
+          <w:sz w:val="20"/>
+          <w:szCs w:val="20"/>
+        </w:rPr>
+        <w:t xml:space="preserve">Prevent instantiation of base classes</w:t>
+      </w:r>
+    </w:p>
+    <w:p>
+      <w:pPr>
+        <w:spacing w:after="60"/>
+      </w:pPr>
+      <w:r>
+        <w:rPr>
+          <w:rFonts w:ascii="Arial" w:cs="Arial" w:eastAsia="Arial" w:hAnsi="Arial"/>
+          <w:sz w:val="20"/>
+          <w:szCs w:val="20"/>
+        </w:rPr>
+        <w:t xml:space="preserve">Composition vs Inheritance</w:t>
+      </w:r>
+    </w:p>
+    <w:p>
+      <w:pPr>
+        <w:spacing w:after="60"/>
+        <w:ind w:left="360"/>
+      </w:pPr>
+      <w:r>
+        <w:rPr>
+          <w:rFonts w:ascii="Arial" w:cs="Arial" w:eastAsia="Arial" w:hAnsi="Arial"/>
+          <w:sz w:val="20"/>
+          <w:szCs w:val="20"/>
+        </w:rPr>
+        <w:t xml:space="preserve">• </w:t>
+      </w:r>
+      <w:r>
+        <w:rPr>
+          <w:rFonts w:ascii="Arial" w:cs="Arial" w:eastAsia="Arial" w:hAnsi="Arial"/>
+          <w:sz w:val="20"/>
+          <w:szCs w:val="20"/>
+        </w:rPr>
+        <w:t xml:space="preserve">Favor composition for flexibility</w:t>
+      </w:r>
+    </w:p>
+    <w:p>
+      <w:pPr>
+        <w:spacing w:after="60"/>
+        <w:ind w:left="360"/>
+      </w:pPr>
+      <w:r>
+        <w:rPr>
+          <w:rFonts w:ascii="Arial" w:cs="Arial" w:eastAsia="Arial" w:hAnsi="Arial"/>
+          <w:sz w:val="20"/>
+          <w:szCs w:val="20"/>
+        </w:rPr>
+        <w:t xml:space="preserve">• </w:t>
+      </w:r>
+      <w:r>
+        <w:rPr>
+          <w:rFonts w:ascii="Arial" w:cs="Arial" w:eastAsia="Arial" w:hAnsi="Arial"/>
+          <w:sz w:val="20"/>
+          <w:szCs w:val="20"/>
+        </w:rPr>
+        <w:t xml:space="preserve">Use inheritance only for true is-A relationships</w:t>
+      </w:r>
+    </w:p>
+    <w:p>
+      <w:pPr>
+        <w:spacing w:after="60"/>
+        <w:ind w:left="360"/>
+      </w:pPr>
+      <w:r>
+        <w:rPr>
+          <w:rFonts w:ascii="Arial" w:cs="Arial" w:eastAsia="Arial" w:hAnsi="Arial"/>
+          <w:sz w:val="20"/>
+          <w:szCs w:val="20"/>
+        </w:rPr>
+        <w:t xml:space="preserve">• </w:t>
+      </w:r>
+      <w:r>
+        <w:rPr>
+          <w:rFonts w:ascii="Arial" w:cs="Arial" w:eastAsia="Arial" w:hAnsi="Arial"/>
+          <w:sz w:val="20"/>
+          <w:szCs w:val="20"/>
+        </w:rPr>
+        <w:t xml:space="preserve">Avoid deep hierarchies</w:t>
+      </w:r>
+    </w:p>
+    <w:p>
+      <w:pPr>
+        <w:spacing w:after="60"/>
+      </w:pPr>
+      <w:r>
+        <w:rPr>
+          <w:rFonts w:ascii="Arial" w:cs="Arial" w:eastAsia="Arial" w:hAnsi="Arial"/>
+          <w:sz w:val="20"/>
+          <w:szCs w:val="20"/>
+        </w:rPr>
+        <w:t xml:space="preserve">Check your understanding:</w:t>
+      </w:r>
+    </w:p>
+    <w:p>
+      <w:pPr>
+        <w:spacing w:after="60"/>
+      </w:pPr>
+      <w:r>
+        <w:rPr>
+          <w:rFonts w:ascii="Arial" w:cs="Arial" w:eastAsia="Arial" w:hAnsi="Arial"/>
+          <w:sz w:val="20"/>
+          <w:szCs w:val="20"/>
+        </w:rPr>
+        <w:t xml:space="preserve">Fundamentals:</w:t>
+      </w:r>
+    </w:p>
+    <w:p>
+      <w:pPr>
+        <w:spacing w:after="60"/>
+        <w:ind w:left="360"/>
+      </w:pPr>
+      <w:r>
+        <w:rPr>
+          <w:rFonts w:ascii="Arial" w:cs="Arial" w:eastAsia="Arial" w:hAnsi="Arial"/>
+          <w:sz w:val="20"/>
+          <w:szCs w:val="20"/>
+        </w:rPr>
+        <w:t xml:space="preserve">• </w:t>
+      </w:r>
+      <w:r>
+        <w:rPr>
+          <w:rFonts w:ascii="Arial" w:cs="Arial" w:eastAsia="Arial" w:hAnsi="Arial"/>
+          <w:sz w:val="20"/>
+          <w:szCs w:val="20"/>
+        </w:rPr>
+        <w:t xml:space="preserve">[ ] Can define a class with __init__</w:t>
+      </w:r>
+    </w:p>
+    <w:p>
+      <w:pPr>
+        <w:spacing w:after="60"/>
+        <w:ind w:left="360"/>
+      </w:pPr>
+      <w:r>
+        <w:rPr>
+          <w:rFonts w:ascii="Arial" w:cs="Arial" w:eastAsia="Arial" w:hAnsi="Arial"/>
+          <w:sz w:val="20"/>
+          <w:szCs w:val="20"/>
+        </w:rPr>
+        <w:t xml:space="preserve">• </w:t>
+      </w:r>
+      <w:r>
+        <w:rPr>
+          <w:rFonts w:ascii="Arial" w:cs="Arial" w:eastAsia="Arial" w:hAnsi="Arial"/>
+          <w:sz w:val="20"/>
+          <w:szCs w:val="20"/>
+        </w:rPr>
+        <w:t xml:space="preserve">[ ] Can create and use instances</w:t>
+      </w:r>
+    </w:p>
+    <w:p>
+      <w:pPr>
+        <w:spacing w:after="60"/>
+        <w:ind w:left="360"/>
+      </w:pPr>
+      <w:r>
+        <w:rPr>
+          <w:rFonts w:ascii="Arial" w:cs="Arial" w:eastAsia="Arial" w:hAnsi="Arial"/>
+          <w:sz w:val="20"/>
+          <w:szCs w:val="20"/>
+        </w:rPr>
+        <w:t xml:space="preserve">• </w:t>
+      </w:r>
+      <w:r>
+        <w:rPr>
+          <w:rFonts w:ascii="Arial" w:cs="Arial" w:eastAsia="Arial" w:hAnsi="Arial"/>
+          <w:sz w:val="20"/>
+          <w:szCs w:val="20"/>
+        </w:rPr>
+        <w:t xml:space="preserve">[ ] Understand self parameter</w:t>
+      </w:r>
+    </w:p>
+    <w:p>
+      <w:pPr>
+        <w:spacing w:after="60"/>
+      </w:pPr>
+      <w:r>
+        <w:rPr>
+          <w:rFonts w:ascii="Arial" w:cs="Arial" w:eastAsia="Arial" w:hAnsi="Arial"/>
+          <w:sz w:val="20"/>
+          <w:szCs w:val="20"/>
+        </w:rPr>
+        <w:t xml:space="preserve">Encapsulation:</w:t>
+      </w:r>
+    </w:p>
+    <w:p>
+      <w:pPr>
+        <w:spacing w:after="60"/>
+        <w:ind w:left="360"/>
+      </w:pPr>
+      <w:r>
+        <w:rPr>
+          <w:rFonts w:ascii="Arial" w:cs="Arial" w:eastAsia="Arial" w:hAnsi="Arial"/>
+          <w:sz w:val="20"/>
+          <w:szCs w:val="20"/>
+        </w:rPr>
+        <w:t xml:space="preserve">• </w:t>
+      </w:r>
+      <w:r>
+        <w:rPr>
+          <w:rFonts w:ascii="Arial" w:cs="Arial" w:eastAsia="Arial" w:hAnsi="Arial"/>
+          <w:sz w:val="20"/>
+          <w:szCs w:val="20"/>
+        </w:rPr>
+        <w:t xml:space="preserve">[ ] Can use private attributes</w:t>
+      </w:r>
+    </w:p>
+    <w:p>
+      <w:pPr>
+        <w:spacing w:after="60"/>
+        <w:ind w:left="360"/>
+      </w:pPr>
+      <w:r>
+        <w:rPr>
+          <w:rFonts w:ascii="Arial" w:cs="Arial" w:eastAsia="Arial" w:hAnsi="Arial"/>
+          <w:sz w:val="20"/>
+          <w:szCs w:val="20"/>
+        </w:rPr>
+        <w:t xml:space="preserve">• </w:t>
+      </w:r>
+      <w:r>
+        <w:rPr>
+          <w:rFonts w:ascii="Arial" w:cs="Arial" w:eastAsia="Arial" w:hAnsi="Arial"/>
+          <w:sz w:val="20"/>
+          <w:szCs w:val="20"/>
+        </w:rPr>
+        <w:t xml:space="preserve">[ ] Can implement properties with @property</w:t>
+      </w:r>
+    </w:p>
+    <w:p>
+      <w:pPr>
+        <w:spacing w:after="60"/>
+        <w:ind w:left="360"/>
+      </w:pPr>
+      <w:r>
+        <w:rPr>
+          <w:rFonts w:ascii="Arial" w:cs="Arial" w:eastAsia="Arial" w:hAnsi="Arial"/>
+          <w:sz w:val="20"/>
+          <w:szCs w:val="20"/>
+        </w:rPr>
+        <w:t xml:space="preserve">• </w:t>
+      </w:r>
+      <w:r>
+        <w:rPr>
+          <w:rFonts w:ascii="Arial" w:cs="Arial" w:eastAsia="Arial" w:hAnsi="Arial"/>
+          <w:sz w:val="20"/>
+          <w:szCs w:val="20"/>
+        </w:rPr>
+        <w:t xml:space="preserve">[ ] Can validate data in setters</w:t>
+      </w:r>
+    </w:p>
+    <w:p>
+      <w:pPr>
+        <w:spacing w:after="60"/>
+      </w:pPr>
+      <w:r>
+        <w:rPr>
+          <w:rFonts w:ascii="Arial" w:cs="Arial" w:eastAsia="Arial" w:hAnsi="Arial"/>
+          <w:sz w:val="20"/>
+          <w:szCs w:val="20"/>
+        </w:rPr>
+        <w:t xml:space="preserve">Inheritance:</w:t>
+      </w:r>
+    </w:p>
+    <w:p>
+      <w:pPr>
+        <w:spacing w:after="60"/>
+        <w:ind w:left="360"/>
+      </w:pPr>
+      <w:r>
+        <w:rPr>
+          <w:rFonts w:ascii="Arial" w:cs="Arial" w:eastAsia="Arial" w:hAnsi="Arial"/>
+          <w:sz w:val="20"/>
+          <w:szCs w:val="20"/>
+        </w:rPr>
+        <w:t xml:space="preserve">• </w:t>
+      </w:r>
+      <w:r>
+        <w:rPr>
+          <w:rFonts w:ascii="Arial" w:cs="Arial" w:eastAsia="Arial" w:hAnsi="Arial"/>
+          <w:sz w:val="20"/>
+          <w:szCs w:val="20"/>
+        </w:rPr>
+        <w:t xml:space="preserve">[ ] Can create parent and child classes</w:t>
+      </w:r>
+    </w:p>
+    <w:p>
+      <w:pPr>
+        <w:spacing w:after="60"/>
+        <w:ind w:left="360"/>
+      </w:pPr>
+      <w:r>
+        <w:rPr>
+          <w:rFonts w:ascii="Arial" w:cs="Arial" w:eastAsia="Arial" w:hAnsi="Arial"/>
+          <w:sz w:val="20"/>
+          <w:szCs w:val="20"/>
+        </w:rPr>
+        <w:t xml:space="preserve">• </w:t>
+      </w:r>
+      <w:r>
+        <w:rPr>
+          <w:rFonts w:ascii="Arial" w:cs="Arial" w:eastAsia="Arial" w:hAnsi="Arial"/>
+          <w:sz w:val="20"/>
+          <w:szCs w:val="20"/>
+        </w:rPr>
+        <w:t xml:space="preserve">[ ] Use super() correctly</w:t>
+      </w:r>
+    </w:p>
+    <w:p>
+      <w:pPr>
+        <w:spacing w:after="60"/>
+        <w:ind w:left="360"/>
+      </w:pPr>
+      <w:r>
+        <w:rPr>
+          <w:rFonts w:ascii="Arial" w:cs="Arial" w:eastAsia="Arial" w:hAnsi="Arial"/>
+          <w:sz w:val="20"/>
+          <w:szCs w:val="20"/>
+        </w:rPr>
+        <w:t xml:space="preserve">• </w:t>
+      </w:r>
+      <w:r>
+        <w:rPr>
+          <w:rFonts w:ascii="Arial" w:cs="Arial" w:eastAsia="Arial" w:hAnsi="Arial"/>
+          <w:sz w:val="20"/>
+          <w:szCs w:val="20"/>
+        </w:rPr>
+        <w:t xml:space="preserve">[ ] Override methods</w:t>
+      </w:r>
+    </w:p>
+    <w:p>
+      <w:pPr>
+        <w:spacing w:after="60"/>
+        <w:ind w:left="360"/>
+      </w:pPr>
+      <w:r>
+        <w:rPr>
+          <w:rFonts w:ascii="Arial" w:cs="Arial" w:eastAsia="Arial" w:hAnsi="Arial"/>
+          <w:sz w:val="20"/>
+          <w:szCs w:val="20"/>
+        </w:rPr>
+        <w:t xml:space="preserve">• </w:t>
+      </w:r>
+      <w:r>
+        <w:rPr>
+          <w:rFonts w:ascii="Arial" w:cs="Arial" w:eastAsia="Arial" w:hAnsi="Arial"/>
+          <w:sz w:val="20"/>
+          <w:szCs w:val="20"/>
+        </w:rPr>
+        <w:t xml:space="preserve">[ ] Design class hierarchies</w:t>
+      </w:r>
+    </w:p>
+    <w:p>
+      <w:pPr>
+        <w:spacing w:after="60"/>
+      </w:pPr>
+      <w:r>
+        <w:rPr>
+          <w:rFonts w:ascii="Arial" w:cs="Arial" w:eastAsia="Arial" w:hAnsi="Arial"/>
+          <w:sz w:val="20"/>
+          <w:szCs w:val="20"/>
+        </w:rPr>
+        <w:t xml:space="preserve">Polymorphism:</w:t>
+      </w:r>
+    </w:p>
+    <w:p>
+      <w:pPr>
+        <w:spacing w:after="60"/>
+        <w:ind w:left="360"/>
+      </w:pPr>
+      <w:r>
+        <w:rPr>
+          <w:rFonts w:ascii="Arial" w:cs="Arial" w:eastAsia="Arial" w:hAnsi="Arial"/>
+          <w:sz w:val="20"/>
+          <w:szCs w:val="20"/>
+        </w:rPr>
+        <w:t xml:space="preserve">• </w:t>
+      </w:r>
+      <w:r>
+        <w:rPr>
+          <w:rFonts w:ascii="Arial" w:cs="Arial" w:eastAsia="Arial" w:hAnsi="Arial"/>
+          <w:sz w:val="20"/>
+          <w:szCs w:val="20"/>
+        </w:rPr>
+        <w:t xml:space="preserve">[ ] Multiple classes with same method</w:t>
+      </w:r>
+    </w:p>
+    <w:p>
+      <w:pPr>
+        <w:spacing w:after="60"/>
+        <w:ind w:left="360"/>
+      </w:pPr>
+      <w:r>
+        <w:rPr>
+          <w:rFonts w:ascii="Arial" w:cs="Arial" w:eastAsia="Arial" w:hAnsi="Arial"/>
+          <w:sz w:val="20"/>
+          <w:szCs w:val="20"/>
+        </w:rPr>
+        <w:t xml:space="preserve">• </w:t>
+      </w:r>
+      <w:r>
+        <w:rPr>
+          <w:rFonts w:ascii="Arial" w:cs="Arial" w:eastAsia="Arial" w:hAnsi="Arial"/>
+          <w:sz w:val="20"/>
+          <w:szCs w:val="20"/>
+        </w:rPr>
+        <w:t xml:space="preserve">[ ] Use polymorphic behavior</w:t>
+      </w:r>
+    </w:p>
+    <w:p>
+      <w:pPr>
+        <w:spacing w:after="60"/>
+        <w:ind w:left="360"/>
+      </w:pPr>
+      <w:r>
+        <w:rPr>
+          <w:rFonts w:ascii="Arial" w:cs="Arial" w:eastAsia="Arial" w:hAnsi="Arial"/>
+          <w:sz w:val="20"/>
+          <w:szCs w:val="20"/>
+        </w:rPr>
+        <w:t xml:space="preserve">• </w:t>
+      </w:r>
+      <w:r>
+        <w:rPr>
+          <w:rFonts w:ascii="Arial" w:cs="Arial" w:eastAsia="Arial" w:hAnsi="Arial"/>
+          <w:sz w:val="20"/>
+          <w:szCs w:val="20"/>
+        </w:rPr>
+        <w:t xml:space="preserve">[ ] Duck typing</w:t>
+      </w:r>
+    </w:p>
+    <w:p>
+      <w:pPr>
+        <w:spacing w:after="60"/>
+      </w:pPr>
+      <w:r>
+        <w:rPr>
+          <w:rFonts w:ascii="Arial" w:cs="Arial" w:eastAsia="Arial" w:hAnsi="Arial"/>
+          <w:sz w:val="20"/>
+          <w:szCs w:val="20"/>
+        </w:rPr>
+        <w:t xml:space="preserve">Special Methods:</w:t>
+      </w:r>
+    </w:p>
+    <w:p>
+      <w:pPr>
+        <w:spacing w:after="60"/>
+        <w:ind w:left="360"/>
+      </w:pPr>
+      <w:r>
+        <w:rPr>
+          <w:rFonts w:ascii="Arial" w:cs="Arial" w:eastAsia="Arial" w:hAnsi="Arial"/>
+          <w:sz w:val="20"/>
+          <w:szCs w:val="20"/>
+        </w:rPr>
+        <w:t xml:space="preserve">• </w:t>
+      </w:r>
+      <w:r>
+        <w:rPr>
+          <w:rFonts w:ascii="Arial" w:cs="Arial" w:eastAsia="Arial" w:hAnsi="Arial"/>
+          <w:sz w:val="20"/>
+          <w:szCs w:val="20"/>
+        </w:rPr>
+        <w:t xml:space="preserve">[ ] __str__ and __repr__</w:t>
+      </w:r>
+    </w:p>
+    <w:p>
+      <w:pPr>
+        <w:spacing w:after="60"/>
+        <w:ind w:left="360"/>
+      </w:pPr>
+      <w:r>
+        <w:rPr>
+          <w:rFonts w:ascii="Arial" w:cs="Arial" w:eastAsia="Arial" w:hAnsi="Arial"/>
+          <w:sz w:val="20"/>
+          <w:szCs w:val="20"/>
+        </w:rPr>
+        <w:t xml:space="preserve">• </w:t>
+      </w:r>
+      <w:r>
+        <w:rPr>
+          <w:rFonts w:ascii="Arial" w:cs="Arial" w:eastAsia="Arial" w:hAnsi="Arial"/>
+          <w:sz w:val="20"/>
+          <w:szCs w:val="20"/>
+        </w:rPr>
+        <w:t xml:space="preserve">[ ] __len__, __eq__, __lt__</w:t>
+      </w:r>
+    </w:p>
+    <w:p>
+      <w:pPr>
+        <w:spacing w:after="60"/>
+        <w:ind w:left="360"/>
+      </w:pPr>
+      <w:r>
+        <w:rPr>
+          <w:rFonts w:ascii="Arial" w:cs="Arial" w:eastAsia="Arial" w:hAnsi="Arial"/>
+          <w:sz w:val="20"/>
+          <w:szCs w:val="20"/>
+        </w:rPr>
+        <w:t xml:space="preserve">• </w:t>
+      </w:r>
+      <w:r>
+        <w:rPr>
+          <w:rFonts w:ascii="Arial" w:cs="Arial" w:eastAsia="Arial" w:hAnsi="Arial"/>
+          <w:sz w:val="20"/>
+          <w:szCs w:val="20"/>
+        </w:rPr>
+        <w:t xml:space="preserve">[ ] __add__ and other operators</w:t>
+      </w:r>
+    </w:p>
+    <w:p>
+      <w:pPr>
+        <w:spacing w:after="60"/>
+      </w:pPr>
+      <w:r>
+        <w:rPr>
+          <w:rFonts w:ascii="Arial" w:cs="Arial" w:eastAsia="Arial" w:hAnsi="Arial"/>
+          <w:sz w:val="20"/>
+          <w:szCs w:val="20"/>
+        </w:rPr>
+        <w:t xml:space="preserve">Advanced:</w:t>
+      </w:r>
+    </w:p>
+    <w:p>
+      <w:pPr>
+        <w:spacing w:after="60"/>
+        <w:ind w:left="360"/>
+      </w:pPr>
+      <w:r>
+        <w:rPr>
+          <w:rFonts w:ascii="Arial" w:cs="Arial" w:eastAsia="Arial" w:hAnsi="Arial"/>
+          <w:sz w:val="20"/>
+          <w:szCs w:val="20"/>
+        </w:rPr>
+        <w:t xml:space="preserve">• </w:t>
+      </w:r>
+      <w:r>
+        <w:rPr>
+          <w:rFonts w:ascii="Arial" w:cs="Arial" w:eastAsia="Arial" w:hAnsi="Arial"/>
+          <w:sz w:val="20"/>
+          <w:szCs w:val="20"/>
+        </w:rPr>
+        <w:t xml:space="preserve">[ ] Abstract classes with ABC</w:t>
+      </w:r>
+    </w:p>
+    <w:p>
+      <w:pPr>
+        <w:spacing w:after="60"/>
+        <w:ind w:left="360"/>
+      </w:pPr>
+      <w:r>
+        <w:rPr>
+          <w:rFonts w:ascii="Arial" w:cs="Arial" w:eastAsia="Arial" w:hAnsi="Arial"/>
+          <w:sz w:val="20"/>
+          <w:szCs w:val="20"/>
+        </w:rPr>
+        <w:t xml:space="preserve">• </w:t>
+      </w:r>
+      <w:r>
+        <w:rPr>
+          <w:rFonts w:ascii="Arial" w:cs="Arial" w:eastAsia="Arial" w:hAnsi="Arial"/>
+          <w:sz w:val="20"/>
+          <w:szCs w:val="20"/>
+        </w:rPr>
+        <w:t xml:space="preserve">[ ] Choose composition vs inheritance</w:t>
+      </w:r>
+    </w:p>
+    <w:p>
+      <w:pPr>
+        <w:spacing w:after="60"/>
+        <w:ind w:left="360"/>
+      </w:pPr>
+      <w:r>
+        <w:rPr>
+          <w:rFonts w:ascii="Arial" w:cs="Arial" w:eastAsia="Arial" w:hAnsi="Arial"/>
+          <w:sz w:val="20"/>
+          <w:szCs w:val="20"/>
+        </w:rPr>
+        <w:t xml:space="preserve">• </w:t>
+      </w:r>
+      <w:r>
+        <w:rPr>
+          <w:rFonts w:ascii="Arial" w:cs="Arial" w:eastAsia="Arial" w:hAnsi="Arial"/>
+          <w:sz w:val="20"/>
+          <w:szCs w:val="20"/>
+        </w:rPr>
+        <w:t xml:space="preserve">[ ] Design classes with SOLID principles</w:t>
+      </w:r>
+    </w:p>
+    <w:p>
+      <w:pPr>
+        <w:spacing w:after="60"/>
+      </w:pPr>
+      <w:r>
+        <w:rPr>
+          <w:rFonts w:ascii="Arial" w:cs="Arial" w:eastAsia="Arial" w:hAnsi="Arial"/>
+          <w:sz w:val="20"/>
+          <w:szCs w:val="20"/>
+        </w:rPr>
+        <w:t xml:space="preserve">1. Mutable default arguments</w:t>
+      </w:r>
+    </w:p>
+    <w:p>
+      <w:pPr>
+        <w:spacing w:after="60"/>
+      </w:pPr>
+      <w:r>
+        <w:rPr>
+          <w:rFonts w:ascii="Arial" w:cs="Arial" w:eastAsia="Arial" w:hAnsi="Arial"/>
+          <w:sz w:val="20"/>
+          <w:szCs w:val="20"/>
+        </w:rPr>
+        <w:t xml:space="preserve">``python</w:t>
+      </w:r>
+    </w:p>
+    <w:p>
+      <w:pPr>
+        <w:spacing w:after="60"/>
+      </w:pPr>
+      <w:r>
+        <w:rPr>
+          <w:rFonts w:ascii="Arial" w:cs="Arial" w:eastAsia="Arial" w:hAnsi="Arial"/>
+          <w:sz w:val="20"/>
+          <w:szCs w:val="20"/>
+        </w:rPr>
+        <w:t xml:space="preserve"># Bad</w:t>
+      </w:r>
+    </w:p>
+    <w:p>
+      <w:pPr>
+        <w:spacing w:after="60"/>
+      </w:pPr>
+      <w:r>
+        <w:rPr>
+          <w:rFonts w:ascii="Arial" w:cs="Arial" w:eastAsia="Arial" w:hAnsi="Arial"/>
+          <w:sz w:val="20"/>
+          <w:szCs w:val="20"/>
+        </w:rPr>
+        <w:t xml:space="preserve">def __init__(self, items=[]):</w:t>
+      </w:r>
+    </w:p>
+    <w:p>
+      <w:pPr>
+        <w:spacing w:after="60"/>
+      </w:pPr>
+      <w:r>
+        <w:rPr>
+          <w:rFonts w:ascii="Arial" w:cs="Arial" w:eastAsia="Arial" w:hAnsi="Arial"/>
+          <w:sz w:val="20"/>
+          <w:szCs w:val="20"/>
+        </w:rPr>
+        <w:t xml:space="preserve">self.items = items  # Shared across instances!</w:t>
+      </w:r>
+    </w:p>
+    <w:p>
+      <w:pPr>
+        <w:spacing w:after="60"/>
+      </w:pPr>
+      <w:r>
+        <w:rPr>
+          <w:rFonts w:ascii="Arial" w:cs="Arial" w:eastAsia="Arial" w:hAnsi="Arial"/>
+          <w:sz w:val="20"/>
+          <w:szCs w:val="20"/>
+        </w:rPr>
+        <w:t xml:space="preserve"># Good</w:t>
+      </w:r>
+    </w:p>
+    <w:p>
+      <w:pPr>
+        <w:spacing w:after="60"/>
+      </w:pPr>
+      <w:r>
+        <w:rPr>
+          <w:rFonts w:ascii="Arial" w:cs="Arial" w:eastAsia="Arial" w:hAnsi="Arial"/>
+          <w:sz w:val="20"/>
+          <w:szCs w:val="20"/>
+        </w:rPr>
+        <w:t xml:space="preserve">def __init__(self, items=None):</w:t>
+      </w:r>
+    </w:p>
+    <w:p>
+      <w:pPr>
+        <w:spacing w:after="60"/>
+      </w:pPr>
+      <w:r>
+        <w:rPr>
+          <w:rFonts w:ascii="Arial" w:cs="Arial" w:eastAsia="Arial" w:hAnsi="Arial"/>
+          <w:sz w:val="20"/>
+          <w:szCs w:val="20"/>
+        </w:rPr>
+        <w:t xml:space="preserve">self.items = items if items else []</w:t>
+      </w:r>
+    </w:p>
+    <w:p>
+      <w:pPr>
+        <w:spacing w:after="60"/>
+      </w:pPr>
+      <w:r>
+        <w:rPr>
+          <w:rFonts w:ascii="Arial" w:cs="Arial" w:eastAsia="Arial" w:hAnsi="Arial"/>
+          <w:sz w:val="20"/>
+          <w:szCs w:val="20"/>
+        </w:rPr>
+        <w:t xml:space="preserve">`</w:t>
+      </w:r>
+    </w:p>
+    <w:p>
+      <w:pPr>
+        <w:spacing w:after="60"/>
+      </w:pPr>
+      <w:r>
+        <w:rPr>
+          <w:rFonts w:ascii="Arial" w:cs="Arial" w:eastAsia="Arial" w:hAnsi="Arial"/>
+          <w:sz w:val="20"/>
+          <w:szCs w:val="20"/>
+        </w:rPr>
+        <w:t xml:space="preserve">2. Not using super()</w:t>
+      </w:r>
+    </w:p>
+    <w:p>
+      <w:pPr>
+        <w:spacing w:after="60"/>
+      </w:pPr>
+      <w:r>
+        <w:rPr>
+          <w:rFonts w:ascii="Arial" w:cs="Arial" w:eastAsia="Arial" w:hAnsi="Arial"/>
+          <w:sz w:val="20"/>
+          <w:szCs w:val="20"/>
+        </w:rPr>
+        <w:t xml:space="preserve">`python</w:t>
+      </w:r>
+    </w:p>
+    <w:p>
+      <w:pPr>
+        <w:spacing w:after="60"/>
+      </w:pPr>
+      <w:r>
+        <w:rPr>
+          <w:rFonts w:ascii="Arial" w:cs="Arial" w:eastAsia="Arial" w:hAnsi="Arial"/>
+          <w:sz w:val="20"/>
+          <w:szCs w:val="20"/>
+        </w:rPr>
+        <w:t xml:space="preserve"># Bad</w:t>
+      </w:r>
+    </w:p>
+    <w:p>
+      <w:pPr>
+        <w:spacing w:after="60"/>
+      </w:pPr>
+      <w:r>
+        <w:rPr>
+          <w:rFonts w:ascii="Arial" w:cs="Arial" w:eastAsia="Arial" w:hAnsi="Arial"/>
+          <w:sz w:val="20"/>
+          <w:szCs w:val="20"/>
+        </w:rPr>
+        <w:t xml:space="preserve">class Child(Parent):</w:t>
+      </w:r>
+    </w:p>
+    <w:p>
+      <w:pPr>
+        <w:spacing w:after="60"/>
+      </w:pPr>
+      <w:r>
+        <w:rPr>
+          <w:rFonts w:ascii="Arial" w:cs="Arial" w:eastAsia="Arial" w:hAnsi="Arial"/>
+          <w:sz w:val="20"/>
+          <w:szCs w:val="20"/>
+        </w:rPr>
+        <w:t xml:space="preserve">def __init__(self, x, y):</w:t>
+      </w:r>
+    </w:p>
+    <w:p>
+      <w:pPr>
+        <w:spacing w:after="60"/>
+      </w:pPr>
+      <w:r>
+        <w:rPr>
+          <w:rFonts w:ascii="Arial" w:cs="Arial" w:eastAsia="Arial" w:hAnsi="Arial"/>
+          <w:sz w:val="20"/>
+          <w:szCs w:val="20"/>
+        </w:rPr>
+        <w:t xml:space="preserve">Parent.__init__(self, x)  # Fragile</w:t>
+      </w:r>
+    </w:p>
+    <w:p>
+      <w:pPr>
+        <w:spacing w:after="60"/>
+      </w:pPr>
+      <w:r>
+        <w:rPr>
+          <w:rFonts w:ascii="Arial" w:cs="Arial" w:eastAsia="Arial" w:hAnsi="Arial"/>
+          <w:sz w:val="20"/>
+          <w:szCs w:val="20"/>
+        </w:rPr>
+        <w:t xml:space="preserve">self.y = y</w:t>
+      </w:r>
+    </w:p>
+    <w:p>
+      <w:pPr>
+        <w:spacing w:after="60"/>
+      </w:pPr>
+      <w:r>
+        <w:rPr>
+          <w:rFonts w:ascii="Arial" w:cs="Arial" w:eastAsia="Arial" w:hAnsi="Arial"/>
+          <w:sz w:val="20"/>
+          <w:szCs w:val="20"/>
+        </w:rPr>
+        <w:t xml:space="preserve"># Good</w:t>
+      </w:r>
+    </w:p>
+    <w:p>
+      <w:pPr>
+        <w:spacing w:after="60"/>
+      </w:pPr>
+      <w:r>
+        <w:rPr>
+          <w:rFonts w:ascii="Arial" w:cs="Arial" w:eastAsia="Arial" w:hAnsi="Arial"/>
+          <w:sz w:val="20"/>
+          <w:szCs w:val="20"/>
+        </w:rPr>
+        <w:t xml:space="preserve">class Child(Parent):</w:t>
+      </w:r>
+    </w:p>
+    <w:p>
+      <w:pPr>
+        <w:spacing w:after="60"/>
+      </w:pPr>
+      <w:r>
+        <w:rPr>
+          <w:rFonts w:ascii="Arial" w:cs="Arial" w:eastAsia="Arial" w:hAnsi="Arial"/>
+          <w:sz w:val="20"/>
+          <w:szCs w:val="20"/>
+        </w:rPr>
+        <w:t xml:space="preserve">def __init__(self, x, y):</w:t>
+      </w:r>
+    </w:p>
+    <w:p>
+      <w:pPr>
+        <w:spacing w:after="60"/>
+      </w:pPr>
+      <w:r>
+        <w:rPr>
+          <w:rFonts w:ascii="Arial" w:cs="Arial" w:eastAsia="Arial" w:hAnsi="Arial"/>
+          <w:sz w:val="20"/>
+          <w:szCs w:val="20"/>
+        </w:rPr>
+        <w:t xml:space="preserve">super().__init__(x)</w:t>
+      </w:r>
+    </w:p>
+    <w:p>
+      <w:pPr>
+        <w:spacing w:after="60"/>
+      </w:pPr>
+      <w:r>
+        <w:rPr>
+          <w:rFonts w:ascii="Arial" w:cs="Arial" w:eastAsia="Arial" w:hAnsi="Arial"/>
+          <w:sz w:val="20"/>
+          <w:szCs w:val="20"/>
+        </w:rPr>
+        <w:t xml:space="preserve">self.y = y</w:t>
+      </w:r>
+    </w:p>
+    <w:p>
+      <w:pPr>
+        <w:spacing w:after="60"/>
+      </w:pPr>
+      <w:r>
+        <w:rPr>
+          <w:rFonts w:ascii="Arial" w:cs="Arial" w:eastAsia="Arial" w:hAnsi="Arial"/>
+          <w:sz w:val="20"/>
+          <w:szCs w:val="20"/>
+        </w:rPr>
+        <w:t xml:space="preserve">`</w:t>
+      </w:r>
+    </w:p>
+    <w:p>
+      <w:pPr>
+        <w:spacing w:after="60"/>
+      </w:pPr>
+      <w:r>
+        <w:rPr>
+          <w:rFonts w:ascii="Arial" w:cs="Arial" w:eastAsia="Arial" w:hAnsi="Arial"/>
+          <w:sz w:val="20"/>
+          <w:szCs w:val="20"/>
+        </w:rPr>
+        <w:t xml:space="preserve">3. Violating Liskov Substitution Principle</w:t>
+      </w:r>
+    </w:p>
+    <w:p>
+      <w:pPr>
+        <w:spacing w:after="60"/>
+      </w:pPr>
+      <w:r>
+        <w:rPr>
+          <w:rFonts w:ascii="Arial" w:cs="Arial" w:eastAsia="Arial" w:hAnsi="Arial"/>
+          <w:sz w:val="20"/>
+          <w:szCs w:val="20"/>
+        </w:rPr>
+        <w:t xml:space="preserve">`python</w:t>
+      </w:r>
+    </w:p>
+    <w:p>
+      <w:pPr>
+        <w:spacing w:after="60"/>
+      </w:pPr>
+      <w:r>
+        <w:rPr>
+          <w:rFonts w:ascii="Arial" w:cs="Arial" w:eastAsia="Arial" w:hAnsi="Arial"/>
+          <w:sz w:val="20"/>
+          <w:szCs w:val="20"/>
+        </w:rPr>
+        <w:t xml:space="preserve"># Bad: Child not substitutable for Parent</w:t>
+      </w:r>
+    </w:p>
+    <w:p>
+      <w:pPr>
+        <w:spacing w:after="60"/>
+      </w:pPr>
+      <w:r>
+        <w:rPr>
+          <w:rFonts w:ascii="Arial" w:cs="Arial" w:eastAsia="Arial" w:hAnsi="Arial"/>
+          <w:sz w:val="20"/>
+          <w:szCs w:val="20"/>
+        </w:rPr>
+        <w:t xml:space="preserve">class Parent:</w:t>
+      </w:r>
+    </w:p>
+    <w:p>
+      <w:pPr>
+        <w:spacing w:after="60"/>
+      </w:pPr>
+      <w:r>
+        <w:rPr>
+          <w:rFonts w:ascii="Arial" w:cs="Arial" w:eastAsia="Arial" w:hAnsi="Arial"/>
+          <w:sz w:val="20"/>
+          <w:szCs w:val="20"/>
+        </w:rPr>
+        <w:t xml:space="preserve">def withdraw(self, amount):</w:t>
+      </w:r>
+    </w:p>
+    <w:p>
+      <w:pPr>
+        <w:spacing w:after="60"/>
+      </w:pPr>
+      <w:r>
+        <w:rPr>
+          <w:rFonts w:ascii="Arial" w:cs="Arial" w:eastAsia="Arial" w:hAnsi="Arial"/>
+          <w:sz w:val="20"/>
+          <w:szCs w:val="20"/>
+        </w:rPr>
+        <w:t xml:space="preserve">return amount &lt;= balance</w:t>
+      </w:r>
+    </w:p>
+    <w:p>
+      <w:pPr>
+        <w:spacing w:after="60"/>
+      </w:pPr>
+      <w:r>
+        <w:rPr>
+          <w:rFonts w:ascii="Arial" w:cs="Arial" w:eastAsia="Arial" w:hAnsi="Arial"/>
+          <w:sz w:val="20"/>
+          <w:szCs w:val="20"/>
+        </w:rPr>
+        <w:t xml:space="preserve">class Child(Parent):</w:t>
+      </w:r>
+    </w:p>
+    <w:p>
+      <w:pPr>
+        <w:spacing w:after="60"/>
+      </w:pPr>
+      <w:r>
+        <w:rPr>
+          <w:rFonts w:ascii="Arial" w:cs="Arial" w:eastAsia="Arial" w:hAnsi="Arial"/>
+          <w:sz w:val="20"/>
+          <w:szCs w:val="20"/>
+        </w:rPr>
+        <w:t xml:space="preserve">def withdraw(self, amount):</w:t>
+      </w:r>
+    </w:p>
+    <w:p>
+      <w:pPr>
+        <w:spacing w:after="60"/>
+      </w:pPr>
+      <w:r>
+        <w:rPr>
+          <w:rFonts w:ascii="Arial" w:cs="Arial" w:eastAsia="Arial" w:hAnsi="Arial"/>
+          <w:sz w:val="20"/>
+          <w:szCs w:val="20"/>
+        </w:rPr>
+        <w:t xml:space="preserve">raise NotImplementedError()  # Breaks contracts!</w:t>
+      </w:r>
+    </w:p>
+    <w:p>
+      <w:pPr>
+        <w:spacing w:after="60"/>
+      </w:pPr>
+      <w:r>
+        <w:rPr>
+          <w:rFonts w:ascii="Arial" w:cs="Arial" w:eastAsia="Arial" w:hAnsi="Arial"/>
+          <w:sz w:val="20"/>
+          <w:szCs w:val="20"/>
+        </w:rPr>
+        <w:t xml:space="preserve"># Good: Child maintains parent's contracts</w:t>
+      </w:r>
+    </w:p>
+    <w:p>
+      <w:pPr>
+        <w:spacing w:after="60"/>
+      </w:pPr>
+      <w:r>
+        <w:rPr>
+          <w:rFonts w:ascii="Arial" w:cs="Arial" w:eastAsia="Arial" w:hAnsi="Arial"/>
+          <w:sz w:val="20"/>
+          <w:szCs w:val="20"/>
+        </w:rPr>
+        <w:t xml:space="preserve">`</w:t>
+      </w:r>
+    </w:p>
+    <w:p>
+      <w:pPr>
+        <w:spacing w:after="60"/>
+      </w:pPr>
+      <w:r>
+        <w:rPr>
+          <w:rFonts w:ascii="Arial" w:cs="Arial" w:eastAsia="Arial" w:hAnsi="Arial"/>
+          <w:sz w:val="20"/>
+          <w:szCs w:val="20"/>
+        </w:rPr>
+        <w:t xml:space="preserve">4. Inheritance for code reuse only</w:t>
+      </w:r>
+    </w:p>
+    <w:p>
+      <w:pPr>
+        <w:spacing w:after="60"/>
+      </w:pPr>
+      <w:r>
+        <w:rPr>
+          <w:rFonts w:ascii="Arial" w:cs="Arial" w:eastAsia="Arial" w:hAnsi="Arial"/>
+          <w:sz w:val="20"/>
+          <w:szCs w:val="20"/>
+        </w:rPr>
+        <w:t xml:space="preserve">`python</w:t>
+      </w:r>
+    </w:p>
+    <w:p>
+      <w:pPr>
+        <w:spacing w:after="60"/>
+      </w:pPr>
+      <w:r>
+        <w:rPr>
+          <w:rFonts w:ascii="Arial" w:cs="Arial" w:eastAsia="Arial" w:hAnsi="Arial"/>
+          <w:sz w:val="20"/>
+          <w:szCs w:val="20"/>
+        </w:rPr>
+        <w:t xml:space="preserve"># Bad: Not a true is-A relationship</w:t>
+      </w:r>
+    </w:p>
+    <w:p>
+      <w:pPr>
+        <w:spacing w:after="60"/>
+      </w:pPr>
+      <w:r>
+        <w:rPr>
+          <w:rFonts w:ascii="Arial" w:cs="Arial" w:eastAsia="Arial" w:hAnsi="Arial"/>
+          <w:sz w:val="20"/>
+          <w:szCs w:val="20"/>
+        </w:rPr>
+        <w:t xml:space="preserve">class Utility(Base):</w:t>
+      </w:r>
+    </w:p>
+    <w:p>
+      <w:pPr>
+        <w:spacing w:after="60"/>
+      </w:pPr>
+      <w:r>
+        <w:rPr>
+          <w:rFonts w:ascii="Arial" w:cs="Arial" w:eastAsia="Arial" w:hAnsi="Arial"/>
+          <w:sz w:val="20"/>
+          <w:szCs w:val="20"/>
+        </w:rPr>
+        <w:t xml:space="preserve">@staticmethod</w:t>
+      </w:r>
+    </w:p>
+    <w:p>
+      <w:pPr>
+        <w:spacing w:after="60"/>
+      </w:pPr>
+      <w:r>
+        <w:rPr>
+          <w:rFonts w:ascii="Arial" w:cs="Arial" w:eastAsia="Arial" w:hAnsi="Arial"/>
+          <w:sz w:val="20"/>
+          <w:szCs w:val="20"/>
+        </w:rPr>
+        <w:t xml:space="preserve">def helper():</w:t>
+      </w:r>
+    </w:p>
+    <w:p>
+      <w:pPr>
+        <w:spacing w:after="60"/>
+      </w:pPr>
+      <w:r>
+        <w:rPr>
+          <w:rFonts w:ascii="Arial" w:cs="Arial" w:eastAsia="Arial" w:hAnsi="Arial"/>
+          <w:sz w:val="20"/>
+          <w:szCs w:val="20"/>
+        </w:rPr>
+        <w:t xml:space="preserve">pass</w:t>
+      </w:r>
+    </w:p>
+    <w:p>
+      <w:pPr>
+        <w:spacing w:after="60"/>
+      </w:pPr>
+      <w:r>
+        <w:rPr>
+          <w:rFonts w:ascii="Arial" w:cs="Arial" w:eastAsia="Arial" w:hAnsi="Arial"/>
+          <w:sz w:val="20"/>
+          <w:szCs w:val="20"/>
+        </w:rPr>
+        <w:t xml:space="preserve"># Good: Use composition or stand-alone functions</w:t>
+      </w:r>
+    </w:p>
+    <w:p>
+      <w:pPr>
+        <w:spacing w:after="60"/>
+      </w:pPr>
+      <w:r>
+        <w:rPr>
+          <w:rFonts w:ascii="Arial" w:cs="Arial" w:eastAsia="Arial" w:hAnsi="Arial"/>
+          <w:sz w:val="20"/>
+          <w:szCs w:val="20"/>
+        </w:rPr>
+        <w:t xml:space="preserve">class UtilityHelper:</w:t>
+      </w:r>
+    </w:p>
+    <w:p>
+      <w:pPr>
+        <w:spacing w:after="60"/>
+      </w:pPr>
+      <w:r>
+        <w:rPr>
+          <w:rFonts w:ascii="Arial" w:cs="Arial" w:eastAsia="Arial" w:hAnsi="Arial"/>
+          <w:sz w:val="20"/>
+          <w:szCs w:val="20"/>
+        </w:rPr>
+        <w:t xml:space="preserve">@staticmethod</w:t>
+      </w:r>
+    </w:p>
+    <w:p>
+      <w:pPr>
+        <w:spacing w:after="60"/>
+      </w:pPr>
+      <w:r>
+        <w:rPr>
+          <w:rFonts w:ascii="Arial" w:cs="Arial" w:eastAsia="Arial" w:hAnsi="Arial"/>
+          <w:sz w:val="20"/>
+          <w:szCs w:val="20"/>
+        </w:rPr>
+        <w:t xml:space="preserve">def helper():</w:t>
+      </w:r>
+    </w:p>
+    <w:p>
+      <w:pPr>
+        <w:spacing w:after="60"/>
+      </w:pPr>
+      <w:r>
+        <w:rPr>
+          <w:rFonts w:ascii="Arial" w:cs="Arial" w:eastAsia="Arial" w:hAnsi="Arial"/>
+          <w:sz w:val="20"/>
+          <w:szCs w:val="20"/>
+        </w:rPr>
+        <w:t xml:space="preserve">pass</w:t>
+      </w:r>
+    </w:p>
+    <w:p>
+      <w:pPr>
+        <w:spacing w:after="60"/>
+      </w:pPr>
+      <w:r>
+        <w:rPr>
+          <w:rFonts w:ascii="Arial" w:cs="Arial" w:eastAsia="Arial" w:hAnsi="Arial"/>
+          <w:sz w:val="20"/>
+          <w:szCs w:val="20"/>
+        </w:rPr>
+        <w:t xml:space="preserve">``</w:t>
+      </w:r>
+    </w:p>
+    <w:p>
+      <w:pPr>
+        <w:spacing w:after="60"/>
+      </w:pPr>
+      <w:r>
+        <w:rPr>
+          <w:rFonts w:ascii="Arial" w:cs="Arial" w:eastAsia="Arial" w:hAnsi="Arial"/>
+          <w:sz w:val="20"/>
+          <w:szCs w:val="20"/>
+        </w:rPr>
+        <w:t xml:space="preserve">Design a simple music streaming system:</w:t>
+      </w:r>
+    </w:p>
+    <w:p>
+      <w:pPr>
+        <w:spacing w:after="60"/>
+      </w:pPr>
+      <w:r>
+        <w:rPr>
+          <w:rFonts w:ascii="Arial" w:cs="Arial" w:eastAsia="Arial" w:hAnsi="Arial"/>
+          <w:sz w:val="20"/>
+          <w:szCs w:val="20"/>
+        </w:rPr>
+        <w:t xml:space="preserve">Requirements:</w:t>
+      </w:r>
+    </w:p>
+    <w:p>
+      <w:pPr>
+        <w:spacing w:after="60"/>
+        <w:ind w:left="360"/>
+      </w:pPr>
+      <w:r>
+        <w:rPr>
+          <w:rFonts w:ascii="Arial" w:cs="Arial" w:eastAsia="Arial" w:hAnsi="Arial"/>
+          <w:sz w:val="20"/>
+          <w:szCs w:val="20"/>
+        </w:rPr>
+        <w:t xml:space="preserve">• </w:t>
+      </w:r>
+      <w:r>
+        <w:rPr>
+          <w:rFonts w:ascii="Arial" w:cs="Arial" w:eastAsia="Arial" w:hAnsi="Arial"/>
+          <w:sz w:val="20"/>
+          <w:szCs w:val="20"/>
+        </w:rPr>
+        <w:t xml:space="preserve">Users can create playlists</w:t>
+      </w:r>
+    </w:p>
+    <w:p>
+      <w:pPr>
+        <w:spacing w:after="60"/>
+        <w:ind w:left="360"/>
+      </w:pPr>
+      <w:r>
+        <w:rPr>
+          <w:rFonts w:ascii="Arial" w:cs="Arial" w:eastAsia="Arial" w:hAnsi="Arial"/>
+          <w:sz w:val="20"/>
+          <w:szCs w:val="20"/>
+        </w:rPr>
+        <w:t xml:space="preserve">• </w:t>
+      </w:r>
+      <w:r>
+        <w:rPr>
+          <w:rFonts w:ascii="Arial" w:cs="Arial" w:eastAsia="Arial" w:hAnsi="Arial"/>
+          <w:sz w:val="20"/>
+          <w:szCs w:val="20"/>
+        </w:rPr>
+        <w:t xml:space="preserve">Playlists contain songs</w:t>
+      </w:r>
+    </w:p>
+    <w:p>
+      <w:pPr>
+        <w:spacing w:after="60"/>
+        <w:ind w:left="360"/>
+      </w:pPr>
+      <w:r>
+        <w:rPr>
+          <w:rFonts w:ascii="Arial" w:cs="Arial" w:eastAsia="Arial" w:hAnsi="Arial"/>
+          <w:sz w:val="20"/>
+          <w:szCs w:val="20"/>
+        </w:rPr>
+        <w:t xml:space="preserve">• </w:t>
+      </w:r>
+      <w:r>
+        <w:rPr>
+          <w:rFonts w:ascii="Arial" w:cs="Arial" w:eastAsia="Arial" w:hAnsi="Arial"/>
+          <w:sz w:val="20"/>
+          <w:szCs w:val="20"/>
+        </w:rPr>
+        <w:t xml:space="preserve">Users can play songs, pause, skip</w:t>
+      </w:r>
+    </w:p>
+    <w:p>
+      <w:pPr>
+        <w:spacing w:after="60"/>
+        <w:ind w:left="360"/>
+      </w:pPr>
+      <w:r>
+        <w:rPr>
+          <w:rFonts w:ascii="Arial" w:cs="Arial" w:eastAsia="Arial" w:hAnsi="Arial"/>
+          <w:sz w:val="20"/>
+          <w:szCs w:val="20"/>
+        </w:rPr>
+        <w:t xml:space="preserve">• </w:t>
+      </w:r>
+      <w:r>
+        <w:rPr>
+          <w:rFonts w:ascii="Arial" w:cs="Arial" w:eastAsia="Arial" w:hAnsi="Arial"/>
+          <w:sz w:val="20"/>
+          <w:szCs w:val="20"/>
+        </w:rPr>
+        <w:t xml:space="preserve">Track listening history</w:t>
+      </w:r>
+    </w:p>
+    <w:p>
+      <w:pPr>
+        <w:spacing w:after="60"/>
+        <w:ind w:left="360"/>
+      </w:pPr>
+      <w:r>
+        <w:rPr>
+          <w:rFonts w:ascii="Arial" w:cs="Arial" w:eastAsia="Arial" w:hAnsi="Arial"/>
+          <w:sz w:val="20"/>
+          <w:szCs w:val="20"/>
+        </w:rPr>
+        <w:t xml:space="preserve">• </w:t>
+      </w:r>
+      <w:r>
+        <w:rPr>
+          <w:rFonts w:ascii="Arial" w:cs="Arial" w:eastAsia="Arial" w:hAnsi="Arial"/>
+          <w:sz w:val="20"/>
+          <w:szCs w:val="20"/>
+        </w:rPr>
+        <w:t xml:space="preserve">Support different audio formats</w:t>
+      </w:r>
+    </w:p>
+    <w:p>
+      <w:pPr>
+        <w:spacing w:after="60"/>
+      </w:pPr>
+      <w:r>
+        <w:rPr>
+          <w:rFonts w:ascii="Arial" w:cs="Arial" w:eastAsia="Arial" w:hAnsi="Arial"/>
+          <w:sz w:val="20"/>
+          <w:szCs w:val="20"/>
+        </w:rPr>
+        <w:t xml:space="preserve">Classes needed:</w:t>
+      </w:r>
+    </w:p>
+    <w:p>
+      <w:pPr>
+        <w:spacing w:after="60"/>
+        <w:ind w:left="360"/>
+      </w:pPr>
+      <w:r>
+        <w:rPr>
+          <w:rFonts w:ascii="Arial" w:cs="Arial" w:eastAsia="Arial" w:hAnsi="Arial"/>
+          <w:sz w:val="20"/>
+          <w:szCs w:val="20"/>
+        </w:rPr>
+        <w:t xml:space="preserve">• </w:t>
+      </w:r>
+      <w:r>
+        <w:rPr>
+          <w:rFonts w:ascii="Arial" w:cs="Arial" w:eastAsia="Arial" w:hAnsi="Arial"/>
+          <w:sz w:val="20"/>
+          <w:szCs w:val="20"/>
+        </w:rPr>
+        <w:t xml:space="preserve">User</w:t>
+      </w:r>
+    </w:p>
+    <w:p>
+      <w:pPr>
+        <w:spacing w:after="60"/>
+        <w:ind w:left="360"/>
+      </w:pPr>
+      <w:r>
+        <w:rPr>
+          <w:rFonts w:ascii="Arial" w:cs="Arial" w:eastAsia="Arial" w:hAnsi="Arial"/>
+          <w:sz w:val="20"/>
+          <w:szCs w:val="20"/>
+        </w:rPr>
+        <w:t xml:space="preserve">• </w:t>
+      </w:r>
+      <w:r>
+        <w:rPr>
+          <w:rFonts w:ascii="Arial" w:cs="Arial" w:eastAsia="Arial" w:hAnsi="Arial"/>
+          <w:sz w:val="20"/>
+          <w:szCs w:val="20"/>
+        </w:rPr>
+        <w:t xml:space="preserve">Playlist</w:t>
+      </w:r>
+    </w:p>
+    <w:p>
+      <w:pPr>
+        <w:spacing w:after="60"/>
+        <w:ind w:left="360"/>
+      </w:pPr>
+      <w:r>
+        <w:rPr>
+          <w:rFonts w:ascii="Arial" w:cs="Arial" w:eastAsia="Arial" w:hAnsi="Arial"/>
+          <w:sz w:val="20"/>
+          <w:szCs w:val="20"/>
+        </w:rPr>
+        <w:t xml:space="preserve">• </w:t>
+      </w:r>
+      <w:r>
+        <w:rPr>
+          <w:rFonts w:ascii="Arial" w:cs="Arial" w:eastAsia="Arial" w:hAnsi="Arial"/>
+          <w:sz w:val="20"/>
+          <w:szCs w:val="20"/>
+        </w:rPr>
+        <w:t xml:space="preserve">Song</w:t>
+      </w:r>
+    </w:p>
+    <w:p>
+      <w:pPr>
+        <w:spacing w:after="60"/>
+        <w:ind w:left="360"/>
+      </w:pPr>
+      <w:r>
+        <w:rPr>
+          <w:rFonts w:ascii="Arial" w:cs="Arial" w:eastAsia="Arial" w:hAnsi="Arial"/>
+          <w:sz w:val="20"/>
+          <w:szCs w:val="20"/>
+        </w:rPr>
+        <w:t xml:space="preserve">• </w:t>
+      </w:r>
+      <w:r>
+        <w:rPr>
+          <w:rFonts w:ascii="Arial" w:cs="Arial" w:eastAsia="Arial" w:hAnsi="Arial"/>
+          <w:sz w:val="20"/>
+          <w:szCs w:val="20"/>
+        </w:rPr>
+        <w:t xml:space="preserve">Player</w:t>
+      </w:r>
+    </w:p>
+    <w:p>
+      <w:pPr>
+        <w:spacing w:after="60"/>
+        <w:ind w:left="360"/>
+      </w:pPr>
+      <w:r>
+        <w:rPr>
+          <w:rFonts w:ascii="Arial" w:cs="Arial" w:eastAsia="Arial" w:hAnsi="Arial"/>
+          <w:sz w:val="20"/>
+          <w:szCs w:val="20"/>
+        </w:rPr>
+        <w:t xml:space="preserve">• </w:t>
+      </w:r>
+      <w:r>
+        <w:rPr>
+          <w:rFonts w:ascii="Arial" w:cs="Arial" w:eastAsia="Arial" w:hAnsi="Arial"/>
+          <w:sz w:val="20"/>
+          <w:szCs w:val="20"/>
+        </w:rPr>
+        <w:t xml:space="preserve">AudioFormat (abstract)</w:t>
+      </w:r>
+    </w:p>
+    <w:p>
+      <w:pPr>
+        <w:spacing w:after="60"/>
+        <w:ind w:left="360"/>
+      </w:pPr>
+      <w:r>
+        <w:rPr>
+          <w:rFonts w:ascii="Arial" w:cs="Arial" w:eastAsia="Arial" w:hAnsi="Arial"/>
+          <w:sz w:val="20"/>
+          <w:szCs w:val="20"/>
+        </w:rPr>
+        <w:t xml:space="preserve">• </w:t>
+      </w:r>
+      <w:r>
+        <w:rPr>
+          <w:rFonts w:ascii="Arial" w:cs="Arial" w:eastAsia="Arial" w:hAnsi="Arial"/>
+          <w:sz w:val="20"/>
+          <w:szCs w:val="20"/>
+        </w:rPr>
+        <w:t xml:space="preserve">MP3Format, WAVFormat (concrete)</w:t>
+      </w:r>
+    </w:p>
+    <w:p>
+      <w:pPr>
+        <w:spacing w:after="60"/>
+        <w:ind w:left="360"/>
+      </w:pPr>
+      <w:r>
+        <w:rPr>
+          <w:rFonts w:ascii="Arial" w:cs="Arial" w:eastAsia="Arial" w:hAnsi="Arial"/>
+          <w:sz w:val="20"/>
+          <w:szCs w:val="20"/>
+        </w:rPr>
+        <w:t xml:space="preserve">• </w:t>
+      </w:r>
+      <w:r>
+        <w:rPr>
+          <w:rFonts w:ascii="Arial" w:cs="Arial" w:eastAsia="Arial" w:hAnsi="Arial"/>
+          <w:sz w:val="20"/>
+          <w:szCs w:val="20"/>
+        </w:rPr>
+        <w:t xml:space="preserve">ListeningHistory</w:t>
+      </w:r>
+    </w:p>
+    <w:p>
+      <w:pPr>
+        <w:spacing w:after="60"/>
+      </w:pPr>
+      <w:r>
+        <w:rPr>
+          <w:rFonts w:ascii="Arial" w:cs="Arial" w:eastAsia="Arial" w:hAnsi="Arial"/>
+          <w:sz w:val="20"/>
+          <w:szCs w:val="20"/>
+        </w:rPr>
+        <w:t xml:space="preserve">Hints:</w:t>
+      </w:r>
+    </w:p>
+    <w:p>
+      <w:pPr>
+        <w:spacing w:after="60"/>
+        <w:ind w:left="360"/>
+      </w:pPr>
+      <w:r>
+        <w:rPr>
+          <w:rFonts w:ascii="Arial" w:cs="Arial" w:eastAsia="Arial" w:hAnsi="Arial"/>
+          <w:sz w:val="20"/>
+          <w:szCs w:val="20"/>
+        </w:rPr>
+        <w:t xml:space="preserve">• </w:t>
+      </w:r>
+      <w:r>
+        <w:rPr>
+          <w:rFonts w:ascii="Arial" w:cs="Arial" w:eastAsia="Arial" w:hAnsi="Arial"/>
+          <w:sz w:val="20"/>
+          <w:szCs w:val="20"/>
+        </w:rPr>
+        <w:t xml:space="preserve">Use composition for User has-a Playlist</w:t>
+      </w:r>
+    </w:p>
+    <w:p>
+      <w:pPr>
+        <w:spacing w:after="60"/>
+        <w:ind w:left="360"/>
+      </w:pPr>
+      <w:r>
+        <w:rPr>
+          <w:rFonts w:ascii="Arial" w:cs="Arial" w:eastAsia="Arial" w:hAnsi="Arial"/>
+          <w:sz w:val="20"/>
+          <w:szCs w:val="20"/>
+        </w:rPr>
+        <w:t xml:space="preserve">• </w:t>
+      </w:r>
+      <w:r>
+        <w:rPr>
+          <w:rFonts w:ascii="Arial" w:cs="Arial" w:eastAsia="Arial" w:hAnsi="Arial"/>
+          <w:sz w:val="20"/>
+          <w:szCs w:val="20"/>
+        </w:rPr>
+        <w:t xml:space="preserve">Use composition for Playlist has-a Songs</w:t>
+      </w:r>
+    </w:p>
+    <w:p>
+      <w:pPr>
+        <w:spacing w:after="60"/>
+        <w:ind w:left="360"/>
+      </w:pPr>
+      <w:r>
+        <w:rPr>
+          <w:rFonts w:ascii="Arial" w:cs="Arial" w:eastAsia="Arial" w:hAnsi="Arial"/>
+          <w:sz w:val="20"/>
+          <w:szCs w:val="20"/>
+        </w:rPr>
+        <w:t xml:space="preserve">• </w:t>
+      </w:r>
+      <w:r>
+        <w:rPr>
+          <w:rFonts w:ascii="Arial" w:cs="Arial" w:eastAsia="Arial" w:hAnsi="Arial"/>
+          <w:sz w:val="20"/>
+          <w:szCs w:val="20"/>
+        </w:rPr>
+        <w:t xml:space="preserve">Use inheritance for different audio formats</w:t>
+      </w:r>
+    </w:p>
+    <w:p>
+      <w:pPr>
+        <w:spacing w:after="60"/>
+        <w:ind w:left="360"/>
+      </w:pPr>
+      <w:r>
+        <w:rPr>
+          <w:rFonts w:ascii="Arial" w:cs="Arial" w:eastAsia="Arial" w:hAnsi="Arial"/>
+          <w:sz w:val="20"/>
+          <w:szCs w:val="20"/>
+        </w:rPr>
+        <w:t xml:space="preserve">• </w:t>
+      </w:r>
+      <w:r>
+        <w:rPr>
+          <w:rFonts w:ascii="Arial" w:cs="Arial" w:eastAsia="Arial" w:hAnsi="Arial"/>
+          <w:sz w:val="20"/>
+          <w:szCs w:val="20"/>
+        </w:rPr>
+        <w:t xml:space="preserve">Use special methods for Song equality</w:t>
+      </w:r>
+    </w:p>
+    <w:p>
+      <w:pPr>
+        <w:spacing w:after="60"/>
+        <w:ind w:left="360"/>
+      </w:pPr>
+      <w:r>
+        <w:rPr>
+          <w:rFonts w:ascii="Arial" w:cs="Arial" w:eastAsia="Arial" w:hAnsi="Arial"/>
+          <w:sz w:val="20"/>
+          <w:szCs w:val="20"/>
+        </w:rPr>
+        <w:t xml:space="preserve">• </w:t>
+      </w:r>
+      <w:r>
+        <w:rPr>
+          <w:rFonts w:ascii="Arial" w:cs="Arial" w:eastAsia="Arial" w:hAnsi="Arial"/>
+          <w:sz w:val="20"/>
+          <w:szCs w:val="20"/>
+        </w:rPr>
+        <w:t xml:space="preserve">Use properties for Player state</w:t>
+      </w:r>
+    </w:p>
+    <w:p>
+      <w:pPr>
+        <w:spacing w:after="60"/>
+      </w:pPr>
+      <w:r>
+        <w:rPr>
+          <w:rFonts w:ascii="Arial" w:cs="Arial" w:eastAsia="Arial" w:hAnsi="Arial"/>
+          <w:sz w:val="20"/>
+          <w:szCs w:val="20"/>
+        </w:rPr>
+        <w:t xml:space="preserve">This exercise tests:</w:t>
+      </w:r>
+    </w:p>
+    <w:p>
+      <w:pPr>
+        <w:spacing w:after="60"/>
+        <w:ind w:left="360"/>
+      </w:pPr>
+      <w:r>
+        <w:rPr>
+          <w:rFonts w:ascii="Arial" w:cs="Arial" w:eastAsia="Arial" w:hAnsi="Arial"/>
+          <w:sz w:val="20"/>
+          <w:szCs w:val="20"/>
+        </w:rPr>
+        <w:t xml:space="preserve">• </w:t>
+      </w:r>
+      <w:r>
+        <w:rPr>
+          <w:rFonts w:ascii="Arial" w:cs="Arial" w:eastAsia="Arial" w:hAnsi="Arial"/>
+          <w:sz w:val="20"/>
+          <w:szCs w:val="20"/>
+        </w:rPr>
+        <w:t xml:space="preserve">Identifying classes from requirements</w:t>
+      </w:r>
+    </w:p>
+    <w:p>
+      <w:pPr>
+        <w:spacing w:after="60"/>
+        <w:ind w:left="360"/>
+      </w:pPr>
+      <w:r>
+        <w:rPr>
+          <w:rFonts w:ascii="Arial" w:cs="Arial" w:eastAsia="Arial" w:hAnsi="Arial"/>
+          <w:sz w:val="20"/>
+          <w:szCs w:val="20"/>
+        </w:rPr>
+        <w:t xml:space="preserve">• </w:t>
+      </w:r>
+      <w:r>
+        <w:rPr>
+          <w:rFonts w:ascii="Arial" w:cs="Arial" w:eastAsia="Arial" w:hAnsi="Arial"/>
+          <w:sz w:val="20"/>
+          <w:szCs w:val="20"/>
+        </w:rPr>
+        <w:t xml:space="preserve">Choosing appropriate relationships</w:t>
+      </w:r>
+    </w:p>
+    <w:p>
+      <w:pPr>
+        <w:spacing w:after="60"/>
+        <w:ind w:left="360"/>
+      </w:pPr>
+      <w:r>
+        <w:rPr>
+          <w:rFonts w:ascii="Arial" w:cs="Arial" w:eastAsia="Arial" w:hAnsi="Arial"/>
+          <w:sz w:val="20"/>
+          <w:szCs w:val="20"/>
+        </w:rPr>
+        <w:t xml:space="preserve">• </w:t>
+      </w:r>
+      <w:r>
+        <w:rPr>
+          <w:rFonts w:ascii="Arial" w:cs="Arial" w:eastAsia="Arial" w:hAnsi="Arial"/>
+          <w:sz w:val="20"/>
+          <w:szCs w:val="20"/>
+        </w:rPr>
+        <w:t xml:space="preserve">Designing methods and attributes</w:t>
+      </w:r>
+    </w:p>
+    <w:p>
+      <w:pPr>
+        <w:spacing w:after="60"/>
+        <w:ind w:left="360"/>
+      </w:pPr>
+      <w:r>
+        <w:rPr>
+          <w:rFonts w:ascii="Arial" w:cs="Arial" w:eastAsia="Arial" w:hAnsi="Arial"/>
+          <w:sz w:val="20"/>
+          <w:szCs w:val="20"/>
+        </w:rPr>
+        <w:t xml:space="preserve">• </w:t>
+      </w:r>
+      <w:r>
+        <w:rPr>
+          <w:rFonts w:ascii="Arial" w:cs="Arial" w:eastAsia="Arial" w:hAnsi="Arial"/>
+          <w:sz w:val="20"/>
+          <w:szCs w:val="20"/>
+        </w:rPr>
+        <w:t xml:space="preserve">Applying OOP principles</w:t>
+      </w:r>
+    </w:p>
+    <w:p>
+      <w:pPr>
+        <w:spacing w:after="60"/>
+        <w:ind w:left="360"/>
+      </w:pPr>
+      <w:r>
+        <w:rPr>
+          <w:rFonts w:ascii="Arial" w:cs="Arial" w:eastAsia="Arial" w:hAnsi="Arial"/>
+          <w:sz w:val="20"/>
+          <w:szCs w:val="20"/>
+        </w:rPr>
+        <w:t xml:space="preserve">• </w:t>
+      </w:r>
+      <w:r>
+        <w:rPr>
+          <w:rFonts w:ascii="Arial" w:cs="Arial" w:eastAsia="Arial" w:hAnsi="Arial"/>
+          <w:sz w:val="20"/>
+          <w:szCs w:val="20"/>
+        </w:rPr>
+        <w:t xml:space="preserve">Creating usable public interfaces</w:t>
+      </w:r>
+    </w:p>
+    <w:p>
+      <w:pPr>
+        <w:spacing w:after="160"/>
       </w:pPr>
     </w:p>
     <w:p>
@@ -2252,7 +4921,7 @@
           <w:sz w:val="20"/>
           <w:szCs w:val="20"/>
         </w:rPr>
-        <w:t xml:space="preserve">: Data Processing Pipeline Create classes for: - Abstract DataProcessor - Concrete processors (FilterProcessor, TransformProcessor, AggregateProcessor) - Pipeline class that chains processors - Support for adding/removing processors ### Review Checklist Check your understanding: Fundamentals: - [ ] </w:t>
+        <w:t xml:space="preserve">: Data Processing Pipeline Create classes for: - Abstract DataProcessor - Concrete processors (FilterProcessor, TransformProcessor, AggregateProcessor) - Pipeline class that chains processors - Support for adding/removing processors</w:t>
       </w:r>
     </w:p>
     <w:p>
